--- a/Publicacoes/RespostaAoProfessor_Analise14.docx
+++ b/Publicacoes/RespostaAoProfessor_Analise14.docx
@@ -131,7 +131,7 @@
           <w:i w:val="0"/>
           <w:sz w:val="21"/>
         </w:rPr>
-        <w:t xml:space="preserve"> Acolhimento integral do Parecer nº 14; Execução dos Testes de Falsificação (Testes A, B e C); Confirmação do Contraexemplo do Lema 9.1; Correção da Expansão de Stirling; Saneamento Espectral do Teorema 10; Formalização de LaSalle no Bordo (T7B); e Adoção Estrita da Matriz de Status Proposta pelo Avaliador.</w:t>
+        <w:t xml:space="preserve"> Acolhimento integral da auditoria crítica linha por linha; Saneamento do Lema 10.1 (cota de primeiro momento O(1)); Condicionalidade do Lema 10.2 à hipótese H_leaf; Correção do fator de H_lp; Correção de sinais no Teorema 7B; Falsificação do Lema 9.1; Saneamento epistemológico do Firewall 3-XOR-SAT; e Adoção estrita da Matriz de Rigor da Seção 9.</w:t>
       </w:r>
     </w:p>
     <w:p>
@@ -165,54 +165,7 @@
           <w:i w:val="0"/>
           <w:sz w:val="21"/>
         </w:rPr>
-        <w:t xml:space="preserve">Expressamos nossa mais profunda admiração e sincero agradecimento pelo </w:t>
-      </w:r>
-      <w:r>
-        <w:rPr>
-          <w:rFonts w:ascii="Calibri" w:hAnsi="Calibri"/>
-          <w:b/>
-          <w:i w:val="0"/>
-          <w:sz w:val="21"/>
-        </w:rPr>
-        <w:t>Parecer nº 14</w:t>
-      </w:r>
-      <w:r>
-        <w:rPr>
-          <w:rFonts w:ascii="Calibri" w:hAnsi="Calibri"/>
-          <w:b w:val="0"/>
-          <w:i w:val="0"/>
-          <w:sz w:val="21"/>
-        </w:rPr>
-        <w:t xml:space="preserve">. A sua intervenção representa a essência do que a boa ciência deve ser: </w:t>
-      </w:r>
-      <w:r>
-        <w:rPr>
-          <w:rFonts w:ascii="Calibri" w:hAnsi="Calibri"/>
-          <w:b/>
-          <w:i w:val="0"/>
-          <w:sz w:val="21"/>
-        </w:rPr>
-        <w:t>um ataque impiedoso à consistência interna dos argumentos e o uso de testes de falsificação para separar o que foi demonstrado do que foi apenas postulado</w:t>
-      </w:r>
-      <w:r>
-        <w:rPr>
-          <w:rFonts w:ascii="Calibri" w:hAnsi="Calibri"/>
-          <w:b w:val="0"/>
-          <w:i w:val="0"/>
-          <w:sz w:val="21"/>
-        </w:rPr>
-        <w:t>.</w:t>
-      </w:r>
-    </w:p>
-    <w:p>
-      <w:r>
-        <w:rPr>
-          <w:rFonts w:ascii="Calibri" w:hAnsi="Calibri"/>
-          <w:b w:val="0"/>
-          <w:i w:val="0"/>
-          <w:sz w:val="21"/>
-        </w:rPr>
-        <w:t>Acolhemos integralmente a advertência de Vossa Senhoria de que:</w:t>
+        <w:t>Expressamos nossa mais sincera gratidão pelo rigor demonstrado na auditoria linha por linha do Parecer nº 14. A sua avaliação direta e precisa capturou exatamente as lacunas remanescentes:</w:t>
       </w:r>
     </w:p>
     <w:p>
@@ -226,7 +179,7 @@
           <w:i/>
           <w:sz w:val="21"/>
         </w:rPr>
-        <w:t>*"Não considero justificável a conclusão 'aprovação total sem ressalvas'... Eu não pediria outra 'Resposta 15' geral... Eu transformaria o próximo passo em um teste de falsificação. Neste estágio, eu congelaria a V4.0.1 e não acrescentaria absolutamente nenhum teorema. O próximo movimento deve ser: tentar derrubar o Lema 9.1 por contraexemplo computacional exato."*</w:t>
+        <w:t>*"A mudança de postura é substancialmente melhor que a da versão anterior: vocês realmente falsificaram uma afirmação própria, corrigiram o erro de Stirling e separaram o que está demonstrado do que continua aberto. Isso é exatamente o procedimento científico que eu havia solicitado. Mas, fazendo agora a auditoria linha por linha, eu ainda não colocaria a matriz de rigor como 'inatacável'."*</w:t>
       </w:r>
     </w:p>
     <w:p>
@@ -237,17 +190,13 @@
           <w:i w:val="0"/>
           <w:sz w:val="21"/>
         </w:rPr>
-        <w:t xml:space="preserve">Atendendo rigorosamente a essa prescrição, </w:t>
+        <w:t>Acolhemos integralmente todas as correções apontadas:</w:t>
       </w:r>
-      <w:r>
-        <w:rPr>
-          <w:rFonts w:ascii="Calibri" w:hAnsi="Calibri"/>
-          <w:b/>
-          <w:i w:val="0"/>
-          <w:sz w:val="21"/>
-        </w:rPr>
-        <w:t>congelamos a Versão 4.0.1, não adicionamos nenhum teorema novo e executamos os testes numéricos e analíticos exatos prescritos</w:t>
-      </w:r>
+    </w:p>
+    <w:p>
+      <w:pPr>
+        <w:pStyle w:val="ListNumber"/>
+      </w:pPr>
       <w:r>
         <w:rPr>
           <w:rFonts w:ascii="Calibri" w:hAnsi="Calibri"/>
@@ -255,10 +204,13 @@
           <w:i w:val="0"/>
           <w:sz w:val="21"/>
         </w:rPr>
-        <w:t>.</w:t>
+        <w:t>Reconhecemos que 𝔼[X] ≤ 9α^2 = O(1) não implica que o hipergrafo seja linear a.a.s.;</w:t>
       </w:r>
     </w:p>
     <w:p>
+      <w:pPr>
+        <w:pStyle w:val="ListNumber"/>
+      </w:pPr>
       <w:r>
         <w:rPr>
           <w:rFonts w:ascii="Calibri" w:hAnsi="Calibri"/>
@@ -266,7 +218,77 @@
           <w:i w:val="0"/>
           <w:sz w:val="21"/>
         </w:rPr>
-        <w:t>Abaixo apresentamos os resultados objetivos da auditoria.</w:t>
+        <w:t>Reconhecemos que o Lema 10.2 depende criticamente da hipótese estrutural de existência de folhas de grau 1 (H_{text{leaf}});</w:t>
+      </w:r>
+    </w:p>
+    <w:p>
+      <w:pPr>
+        <w:pStyle w:val="ListNumber"/>
+      </w:pPr>
+      <w:r>
+        <w:rPr>
+          <w:rFonts w:ascii="Calibri" w:hAnsi="Calibri"/>
+          <w:b w:val="0"/>
+          <w:i w:val="0"/>
+          <w:sz w:val="21"/>
+        </w:rPr>
+        <w:t>Corrigimos a expressão de H_{ell p} para (σ_ell σ_p/8)(1 - σ_k x_k);</w:t>
+      </w:r>
+    </w:p>
+    <w:p>
+      <w:pPr>
+        <w:pStyle w:val="ListNumber"/>
+      </w:pPr>
+      <w:r>
+        <w:rPr>
+          <w:rFonts w:ascii="Calibri" w:hAnsi="Calibri"/>
+          <w:b w:val="0"/>
+          <w:i w:val="0"/>
+          <w:sz w:val="21"/>
+        </w:rPr>
+        <w:t>Sanamos o enunciado de sinais do Teorema 7B (x ∉ Z ⟹ ⟨ -∇ Φ, x ⟩ &lt; 0, enquanto em Z, ∇ Φ = 0);</w:t>
+      </w:r>
+    </w:p>
+    <w:p>
+      <w:pPr>
+        <w:pStyle w:val="ListNumber"/>
+      </w:pPr>
+      <w:r>
+        <w:rPr>
+          <w:rFonts w:ascii="Calibri" w:hAnsi="Calibri"/>
+          <w:b w:val="0"/>
+          <w:i w:val="0"/>
+          <w:sz w:val="21"/>
+        </w:rPr>
+        <w:t>Expurgamos o termo "blindagem absoluta", adotando "Firewall epistemológico contra inferências de dificuldade dinâmica para P ≠ NP";</w:t>
+      </w:r>
+    </w:p>
+    <w:p>
+      <w:pPr>
+        <w:pStyle w:val="ListNumber"/>
+      </w:pPr>
+      <w:r>
+        <w:rPr>
+          <w:rFonts w:ascii="Calibri" w:hAnsi="Calibri"/>
+          <w:b w:val="0"/>
+          <w:i w:val="0"/>
+          <w:sz w:val="21"/>
+        </w:rPr>
+        <w:t>Adotamos a Matriz de Rigor exata prescrita na Seção 9 do seu parecer;</w:t>
+      </w:r>
+    </w:p>
+    <w:p>
+      <w:pPr>
+        <w:pStyle w:val="ListNumber"/>
+      </w:pPr>
+      <w:r>
+        <w:rPr>
+          <w:rFonts w:ascii="Calibri" w:hAnsi="Calibri"/>
+          <w:b w:val="0"/>
+          <w:i w:val="0"/>
+          <w:sz w:val="21"/>
+        </w:rPr>
+        <w:t>Congelamos a Versão 4.0.1 sem adicionar novos teoremas.</w:t>
       </w:r>
     </w:p>
     <w:p>
@@ -289,7 +311,7 @@
           <w:color w:val="1F4E78"/>
           <w:sz w:val="28"/>
         </w:rPr>
-        <w:t>2. Teste de Falsificação do Lema 9.1 (Testes A e B do Parecer 14)</w:t>
+        <w:t>2. Saneamento do Lema 10.1: Primeira-Momento e a Falácia de Linearidade a.a.s.</w:t>
       </w:r>
     </w:p>
     <w:p>
@@ -300,13 +322,24 @@
           <w:i w:val="0"/>
           <w:sz w:val="21"/>
         </w:rPr>
-        <w:t>O Parecer 14 apontou a contradição fundamental da formulação anterior do Lema 9.1:</w:t>
+        <w:t>Na versão preliminar, calculou-se a cota de primeiro momento para o número X de pares de cláusulas que compartilham ≥ 2 variáveis em 3-SAT com M = α N cláusulas:</w:t>
       </w:r>
     </w:p>
     <w:p>
       <w:pPr>
-        <w:pStyle w:val="ListNumber"/>
+        <w:jc w:val="center"/>
       </w:pPr>
+      <w:r>
+        <w:rPr>
+          <w:rFonts w:ascii="Cambria Math" w:hAnsi="Cambria Math"/>
+          <w:b/>
+          <w:color w:val="1F3864"/>
+          <w:sz w:val="22"/>
+        </w:rPr>
+        <w:t>𝔼[X] ≤ C(M, 2) (18(N-3)/N(N-1)(N-2)) ≤ 9 α^2 &lt; 1/4</w:t>
+      </w:r>
+    </w:p>
+    <w:p>
       <w:r>
         <w:rPr>
           <w:rFonts w:ascii="Calibri" w:hAnsi="Calibri"/>
@@ -314,35 +347,7 @@
           <w:i w:val="0"/>
           <w:sz w:val="21"/>
         </w:rPr>
-        <w:t>Afirmava-se a presença do fato unitário positivo x_1 = 1;</w:t>
-      </w:r>
-    </w:p>
-    <w:p>
-      <w:pPr>
-        <w:pStyle w:val="ListNumber"/>
-      </w:pPr>
-      <w:r>
-        <w:rPr>
-          <w:rFonts w:ascii="Calibri" w:hAnsi="Calibri"/>
-          <w:b w:val="0"/>
-          <w:i w:val="0"/>
-          <w:sz w:val="21"/>
-        </w:rPr>
-        <w:t>Afirmava-se simultaneamente a conservação da média (d/dt)∑_k x_k(t) = 0;</w:t>
-      </w:r>
-    </w:p>
-    <w:p>
-      <w:pPr>
-        <w:pStyle w:val="ListNumber"/>
-      </w:pPr>
-      <w:r>
-        <w:rPr>
-          <w:rFonts w:ascii="Calibri" w:hAnsi="Calibri"/>
-          <w:b w:val="0"/>
-          <w:i w:val="0"/>
-          <w:sz w:val="21"/>
-        </w:rPr>
-        <w:t>Afirmava-se que o Hinge ficaria preso em um platô espúrio com probabilidade 1 - o(1).</w:t>
+        <w:t>E inferiu-se precipitadamente: *"Portanto, a quase totalidade das componentes subcríticas consiste em hiperárvores lineares estritas."*</w:t>
       </w:r>
     </w:p>
     <w:p>
@@ -354,7 +359,7 @@
           <w:color w:val="2F5597"/>
           <w:sz w:val="24"/>
         </w:rPr>
-        <w:t>2.1. Execução do Teste B: Violação da Conservação da Média</w:t>
+        <w:t>Diagnóstico Analítico:</w:t>
       </w:r>
     </w:p>
     <w:p>
@@ -365,7 +370,193 @@
           <w:i w:val="0"/>
           <w:sz w:val="21"/>
         </w:rPr>
-        <w:t>Calculamos numericamente a soma dos campos ∑_{k=1}^K [-∇ Φ_quad(x)]_k para cadeias de implicação com e sem o fato unitário h(x_1) = [max(0, (1 - x_1)/2)]^2:</w:t>
+        <w:t>Vossa Senhoria identificou com perfeita precisão a falha lógica:</w:t>
+      </w:r>
+    </w:p>
+    <w:p>
+      <w:pPr>
+        <w:pStyle w:val="ListBullet"/>
+      </w:pPr>
+      <w:r>
+        <w:rPr>
+          <w:rFonts w:ascii="Calibri" w:hAnsi="Calibri"/>
+          <w:b w:val="0"/>
+          <w:i w:val="0"/>
+          <w:sz w:val="21"/>
+        </w:rPr>
+        <w:t xml:space="preserve">𝔼[X] ≤ 9α^2 é uma </w:t>
+      </w:r>
+      <w:r>
+        <w:rPr>
+          <w:rFonts w:ascii="Calibri" w:hAnsi="Calibri"/>
+          <w:b/>
+          <w:i w:val="0"/>
+          <w:sz w:val="21"/>
+        </w:rPr>
+        <w:t>cota constante</w:t>
+      </w:r>
+      <w:r>
+        <w:rPr>
+          <w:rFonts w:ascii="Calibri" w:hAnsi="Calibri"/>
+          <w:b w:val="0"/>
+          <w:i w:val="0"/>
+          <w:sz w:val="21"/>
+        </w:rPr>
+        <w:t>, totalmente independente de N.</w:t>
+      </w:r>
+    </w:p>
+    <w:p>
+      <w:pPr>
+        <w:pStyle w:val="ListBullet"/>
+      </w:pPr>
+      <w:r>
+        <w:rPr>
+          <w:rFonts w:ascii="Calibri" w:hAnsi="Calibri"/>
+          <w:b w:val="0"/>
+          <w:i w:val="0"/>
+          <w:sz w:val="21"/>
+        </w:rPr>
+        <w:t>Para α = 0.12, temos 9α^2 = 0.1296.</w:t>
+      </w:r>
+    </w:p>
+    <w:p>
+      <w:pPr>
+        <w:pStyle w:val="ListBullet"/>
+      </w:pPr>
+      <w:r>
+        <w:rPr>
+          <w:rFonts w:ascii="Calibri" w:hAnsi="Calibri"/>
+          <w:b w:val="0"/>
+          <w:i w:val="0"/>
+          <w:sz w:val="21"/>
+        </w:rPr>
+        <w:t>Pela desigualdade de Markov:</w:t>
+      </w:r>
+    </w:p>
+    <w:p>
+      <w:pPr>
+        <w:jc w:val="center"/>
+      </w:pPr>
+      <w:r>
+        <w:rPr>
+          <w:rFonts w:ascii="Cambria Math" w:hAnsi="Cambria Math"/>
+          <w:b/>
+          <w:color w:val="1F3864"/>
+          <w:sz w:val="22"/>
+        </w:rPr>
+        <w:t>ℙ(X ≥ 1) ≤ (𝔼[X]/1) ≤ 0.1296 ⟹ ℙ(X = 0) ≥ 1 - 0.1296 = 0.8704</w:t>
+      </w:r>
+    </w:p>
+    <w:p>
+      <w:pPr>
+        <w:pStyle w:val="ListBullet"/>
+      </w:pPr>
+      <w:r>
+        <w:rPr>
+          <w:rFonts w:ascii="Calibri" w:hAnsi="Calibri"/>
+          <w:b w:val="0"/>
+          <w:i w:val="0"/>
+          <w:sz w:val="21"/>
+        </w:rPr>
+        <w:t xml:space="preserve">Uma probabilidade ≥ 0.8704 </w:t>
+      </w:r>
+      <w:r>
+        <w:rPr>
+          <w:rFonts w:ascii="Calibri" w:hAnsi="Calibri"/>
+          <w:b/>
+          <w:i w:val="0"/>
+          <w:sz w:val="21"/>
+        </w:rPr>
+        <w:t>não tende a 1 quando N → ∈fty</w:t>
+      </w:r>
+      <w:r>
+        <w:rPr>
+          <w:rFonts w:ascii="Calibri" w:hAnsi="Calibri"/>
+          <w:b w:val="0"/>
+          <w:i w:val="0"/>
+          <w:sz w:val="21"/>
+        </w:rPr>
+        <w:t xml:space="preserve"> ($</w:t>
+      </w:r>
+    </w:p>
+    <w:p>
+      <w:r>
+        <w:rPr>
+          <w:rFonts w:ascii="Calibri" w:hAnsi="Calibri"/>
+          <w:b w:val="0"/>
+          <w:i w:val="0"/>
+          <w:sz w:val="21"/>
+        </w:rPr>
+        <w:t>ot→ 1$).</w:t>
+      </w:r>
+    </w:p>
+    <w:p>
+      <w:pPr>
+        <w:pStyle w:val="ListBullet"/>
+      </w:pPr>
+      <w:r>
+        <w:rPr>
+          <w:rFonts w:ascii="Calibri" w:hAnsi="Calibri"/>
+          <w:b w:val="0"/>
+          <w:i w:val="0"/>
+          <w:sz w:val="21"/>
+        </w:rPr>
+        <w:t xml:space="preserve">Em 3-hipergrafos esparsos com M = α N, o número de ciclos curtos e sobreposições de 2 variáveis converge tipicamente para uma distribuição de Poisson com média de ordem constante O(1). Portanto, </w:t>
+      </w:r>
+      <w:r>
+        <w:rPr>
+          <w:rFonts w:ascii="Calibri" w:hAnsi="Calibri"/>
+          <w:b/>
+          <w:i w:val="0"/>
+          <w:sz w:val="21"/>
+        </w:rPr>
+        <w:t>a linearidade estrita global não é uma propriedade a.a.s. obtida por primeira momento</w:t>
+      </w:r>
+      <w:r>
+        <w:rPr>
+          <w:rFonts w:ascii="Calibri" w:hAnsi="Calibri"/>
+          <w:b w:val="0"/>
+          <w:i w:val="0"/>
+          <w:sz w:val="21"/>
+        </w:rPr>
+        <w:t>.</w:t>
+      </w:r>
+    </w:p>
+    <w:p>
+      <w:r>
+        <w:rPr>
+          <w:rFonts w:ascii="Calibri" w:hAnsi="Calibri"/>
+          <w:b/>
+          <w:i w:val="0"/>
+          <w:color w:val="2F5597"/>
+          <w:sz w:val="24"/>
+        </w:rPr>
+        <w:t>Consequência e Status Formal:</w:t>
+      </w:r>
+    </w:p>
+    <w:p>
+      <w:r>
+        <w:rPr>
+          <w:rFonts w:ascii="Calibri" w:hAnsi="Calibri"/>
+          <w:b w:val="0"/>
+          <w:i w:val="0"/>
+          <w:sz w:val="21"/>
+        </w:rPr>
+        <w:t>O Lema 10.1 permanece formalmente classificado como:</w:t>
+      </w:r>
+    </w:p>
+    <w:p>
+      <w:pPr>
+        <w:jc w:val="center"/>
+      </w:pPr>
+      <w:r>
+        <w:rPr>
+          <w:rFonts w:ascii="Cambria Math" w:hAnsi="Cambria Math"/>
+          <w:b/>
+          <w:color w:val="1F3864"/>
+          <w:sz w:val="22"/>
+        </w:rPr>
+        <w:t>boxed{text{Lema 10.1: } textbf{🟡 Parcialmente Fechado}}</w:t>
       </w:r>
     </w:p>
     <w:p>
@@ -379,13 +570,8 @@
           <w:i w:val="0"/>
           <w:sz w:val="21"/>
         </w:rPr>
-        <w:t>K = 3:</w:t>
+        <w:t>O que está demonstrado:</w:t>
       </w:r>
-    </w:p>
-    <w:p>
-      <w:pPr>
-        <w:pStyle w:val="ListBullet"/>
-      </w:pPr>
       <w:r>
         <w:rPr>
           <w:rFonts w:ascii="Calibri" w:hAnsi="Calibri"/>
@@ -393,21 +579,7 @@
           <w:i w:val="0"/>
           <w:sz w:val="21"/>
         </w:rPr>
-        <w:t>Soma dos campos SEM fato unitário: `0.000000` (conservação estrita)</w:t>
-      </w:r>
-    </w:p>
-    <w:p>
-      <w:pPr>
-        <w:pStyle w:val="ListBullet"/>
-      </w:pPr>
-      <w:r>
-        <w:rPr>
-          <w:rFonts w:ascii="Calibri" w:hAnsi="Calibri"/>
-          <w:b w:val="0"/>
-          <w:i w:val="0"/>
-          <w:sz w:val="21"/>
-        </w:rPr>
-        <w:t>Soma dos campos COM fato unitário: `+0.600368` (VIOLAÇÃO DA CONSERVAÇÃO)</w:t>
+        <w:t xml:space="preserve"> 2text{-core} = emptyset ocorre a.a.s. para α &lt; 1/6 (pois α_c ll α_core ≈ 0.8183), garantindo aciclicidade topológica grosseira; e o número esperado de sobreposições de 2 variáveis é estritamente cotado por 9α^2 = O(1).</w:t>
       </w:r>
     </w:p>
     <w:p>
@@ -421,46 +593,7 @@
           <w:i w:val="0"/>
           <w:sz w:val="21"/>
         </w:rPr>
-        <w:t>K = 5:</w:t>
-      </w:r>
-    </w:p>
-    <w:p>
-      <w:pPr>
-        <w:pStyle w:val="ListBullet"/>
-      </w:pPr>
-      <w:r>
-        <w:rPr>
-          <w:rFonts w:ascii="Calibri" w:hAnsi="Calibri"/>
-          <w:b w:val="0"/>
-          <w:i w:val="0"/>
-          <w:sz w:val="21"/>
-        </w:rPr>
-        <w:t>Soma dos campos SEM fato unitário: `0.000000` (conservação estrita)</w:t>
-      </w:r>
-    </w:p>
-    <w:p>
-      <w:pPr>
-        <w:pStyle w:val="ListBullet"/>
-      </w:pPr>
-      <w:r>
-        <w:rPr>
-          <w:rFonts w:ascii="Calibri" w:hAnsi="Calibri"/>
-          <w:b w:val="0"/>
-          <w:i w:val="0"/>
-          <w:sz w:val="21"/>
-        </w:rPr>
-        <w:t>Soma dos campos COM fato unitário: `+0.421073` (VIOLAÇÃO DA CONSERVAÇÃO)</w:t>
-      </w:r>
-    </w:p>
-    <w:p>
-      <w:r>
-        <w:rPr>
-          <w:rFonts w:ascii="Calibri" w:hAnsi="Calibri"/>
-          <w:b/>
-          <w:i w:val="0"/>
-          <w:sz w:val="21"/>
-        </w:rPr>
-        <w:t>Diagnóstico Analítico:</w:t>
+        <w:t>O que não está demonstrado:</w:t>
       </w:r>
       <w:r>
         <w:rPr>
@@ -469,30 +602,7 @@
           <w:i w:val="0"/>
           <w:sz w:val="21"/>
         </w:rPr>
-        <w:t xml:space="preserve"> Vossa Senhoria está matematicamente coberta de razão. A força do fato unitário injeta -(∂ h/∂ x_1) = (1 - x_1/2) &gt; 0, de modo que (d/dt)∑_k x_k &gt; 0. É analiticamente impossível sustentar conservação da média com fato unitário ativo.</w:t>
-      </w:r>
-    </w:p>
-    <w:p>
-      <w:r>
-        <w:rPr>
-          <w:rFonts w:ascii="Calibri" w:hAnsi="Calibri"/>
-          <w:b/>
-          <w:i w:val="0"/>
-          <w:color w:val="2F5597"/>
-          <w:sz w:val="24"/>
-        </w:rPr>
-        <w:t>2.2. Execução do Teste A: Hinge vs PAV e o Colapso do Politopo LP</w:t>
-      </w:r>
-    </w:p>
-    <w:p>
-      <w:r>
-        <w:rPr>
-          <w:rFonts w:ascii="Calibri" w:hAnsi="Calibri"/>
-          <w:b w:val="0"/>
-          <w:i w:val="0"/>
-          <w:sz w:val="21"/>
-        </w:rPr>
-        <w:t>Integramos o fluxo gradiente do Hinge via Runge-Kutta de 4ª ordem (dt = 0.01, tolerância 10^{-7}) e comparamos com a Projeção Isotônica Euclidiana (PAV):</w:t>
+        <w:t xml:space="preserve"> A linearidade estrita global (|c cap c'| ≤ 1 para todo par) a.a.s. em todo o hipergrafo.</w:t>
       </w:r>
     </w:p>
     <w:p>
@@ -506,200 +616,7 @@
           <w:i w:val="0"/>
           <w:sz w:val="21"/>
         </w:rPr>
-        <w:t>K = 3:</w:t>
-      </w:r>
-    </w:p>
-    <w:p>
-      <w:pPr>
-        <w:pStyle w:val="ListBullet"/>
-      </w:pPr>
-      <w:r>
-        <w:rPr>
-          <w:rFonts w:ascii="Calibri" w:hAnsi="Calibri"/>
-          <w:b w:val="0"/>
-          <w:i w:val="0"/>
-          <w:sz w:val="21"/>
-        </w:rPr>
-        <w:t>SEM fato unitário: Diferença máxima Hinge vs PAV = `1.99e-05`</w:t>
-      </w:r>
-    </w:p>
-    <w:p>
-      <w:pPr>
-        <w:pStyle w:val="ListBullet"/>
-      </w:pPr>
-      <w:r>
-        <w:rPr>
-          <w:rFonts w:ascii="Calibri" w:hAnsi="Calibri"/>
-          <w:b w:val="0"/>
-          <w:i w:val="0"/>
-          <w:sz w:val="21"/>
-        </w:rPr>
-        <w:t>COM fato unitário: Diferença máxima Hinge vs `(1, 1, 1)` = `1.01e-04`</w:t>
-      </w:r>
-    </w:p>
-    <w:p>
-      <w:pPr>
-        <w:pStyle w:val="ListBullet"/>
-      </w:pPr>
-      <w:r>
-        <w:rPr>
-          <w:rFonts w:ascii="Calibri" w:hAnsi="Calibri"/>
-          <w:b/>
-          <w:i w:val="0"/>
-          <w:sz w:val="21"/>
-        </w:rPr>
-        <w:t>K = 4:</w:t>
-      </w:r>
-    </w:p>
-    <w:p>
-      <w:pPr>
-        <w:pStyle w:val="ListBullet"/>
-      </w:pPr>
-      <w:r>
-        <w:rPr>
-          <w:rFonts w:ascii="Calibri" w:hAnsi="Calibri"/>
-          <w:b w:val="0"/>
-          <w:i w:val="0"/>
-          <w:sz w:val="21"/>
-        </w:rPr>
-        <w:t>SEM fato unitário: Diferença máxima Hinge vs PAV = `3.41e-05`</w:t>
-      </w:r>
-    </w:p>
-    <w:p>
-      <w:pPr>
-        <w:pStyle w:val="ListBullet"/>
-      </w:pPr>
-      <w:r>
-        <w:rPr>
-          <w:rFonts w:ascii="Calibri" w:hAnsi="Calibri"/>
-          <w:b w:val="0"/>
-          <w:i w:val="0"/>
-          <w:sz w:val="21"/>
-        </w:rPr>
-        <w:t>COM fato unitário: Diferença máxima Hinge vs `(1, 1, 1, 1)` = `1.66e-04`</w:t>
-      </w:r>
-    </w:p>
-    <w:p>
-      <w:pPr>
-        <w:pStyle w:val="ListBullet"/>
-      </w:pPr>
-      <w:r>
-        <w:rPr>
-          <w:rFonts w:ascii="Calibri" w:hAnsi="Calibri"/>
-          <w:b/>
-          <w:i w:val="0"/>
-          <w:sz w:val="21"/>
-        </w:rPr>
-        <w:t>K = 5:</w:t>
-      </w:r>
-    </w:p>
-    <w:p>
-      <w:pPr>
-        <w:pStyle w:val="ListBullet"/>
-      </w:pPr>
-      <w:r>
-        <w:rPr>
-          <w:rFonts w:ascii="Calibri" w:hAnsi="Calibri"/>
-          <w:b w:val="0"/>
-          <w:i w:val="0"/>
-          <w:sz w:val="21"/>
-        </w:rPr>
-        <w:t>SEM fato unitário: Diferença máxima Hinge vs PAV = `5.23e-05`</w:t>
-      </w:r>
-    </w:p>
-    <w:p>
-      <w:pPr>
-        <w:pStyle w:val="ListBullet"/>
-      </w:pPr>
-      <w:r>
-        <w:rPr>
-          <w:rFonts w:ascii="Calibri" w:hAnsi="Calibri"/>
-          <w:b w:val="0"/>
-          <w:i w:val="0"/>
-          <w:sz w:val="21"/>
-        </w:rPr>
-        <w:t>COM fato unitário: Diferença máxima Hinge vs `(1, 1, 1, 1, 1)` = `5.99e-04`</w:t>
-      </w:r>
-    </w:p>
-    <w:p>
-      <w:r>
-        <w:rPr>
-          <w:rFonts w:ascii="Calibri" w:hAnsi="Calibri"/>
-          <w:b/>
-          <w:i w:val="0"/>
-          <w:sz w:val="21"/>
-        </w:rPr>
-        <w:t>O Contraexemplo que Falsifica o Lema 9.1:</w:t>
-      </w:r>
-    </w:p>
-    <w:p>
-      <w:r>
-        <w:rPr>
-          <w:rFonts w:ascii="Calibri" w:hAnsi="Calibri"/>
-          <w:b w:val="0"/>
-          <w:i w:val="0"/>
-          <w:sz w:val="21"/>
-        </w:rPr>
-        <w:t>Para a cadeia com fato unitário positivo x_1 = 1, as restrições lineares em [-1, 1]^K são:</w:t>
-      </w:r>
-    </w:p>
-    <w:p>
-      <w:pPr>
-        <w:jc w:val="center"/>
-      </w:pPr>
-      <w:r>
-        <w:rPr>
-          <w:rFonts w:ascii="Cambria Math" w:hAnsi="Cambria Math"/>
-          <w:b/>
-          <w:color w:val="1F3864"/>
-          <w:sz w:val="22"/>
-        </w:rPr>
-        <w:t>x_1 ≥ 1, quad x_1 ≤ x_2 ≤ ... ≤ x_K ≤ 1</w:t>
-      </w:r>
-    </w:p>
-    <w:p>
-      <w:r>
-        <w:rPr>
-          <w:rFonts w:ascii="Calibri" w:hAnsi="Calibri"/>
-          <w:b w:val="0"/>
-          <w:i w:val="0"/>
-          <w:sz w:val="21"/>
-        </w:rPr>
-        <w:t>Essas inequações forçam:</w:t>
-      </w:r>
-    </w:p>
-    <w:p>
-      <w:pPr>
-        <w:jc w:val="center"/>
-      </w:pPr>
-      <w:r>
-        <w:rPr>
-          <w:rFonts w:ascii="Cambria Math" w:hAnsi="Cambria Math"/>
-          <w:b/>
-          <w:color w:val="1F3864"/>
-          <w:sz w:val="22"/>
-        </w:rPr>
-        <w:t>1 ≤ x_1 ≤ x_2 ≤ ... ≤ x_K ≤ 1 ⟹ x_1 = x_2 = ... = x_K = 1</w:t>
-      </w:r>
-    </w:p>
-    <w:p>
-      <w:r>
-        <w:rPr>
-          <w:rFonts w:ascii="Calibri" w:hAnsi="Calibri"/>
-          <w:b w:val="0"/>
-          <w:i w:val="0"/>
-          <w:sz w:val="21"/>
-        </w:rPr>
-        <w:t xml:space="preserve">Portanto, o politopo LP Z </w:t>
-      </w:r>
-      <w:r>
-        <w:rPr>
-          <w:rFonts w:ascii="Calibri" w:hAnsi="Calibri"/>
-          <w:b/>
-          <w:i w:val="0"/>
-          <w:sz w:val="21"/>
-        </w:rPr>
-        <w:t>colapsa em um conjunto unitário</w:t>
+        <w:t>Direção Futura Acolhida:</w:t>
       </w:r>
       <w:r>
         <w:rPr>
@@ -708,74 +625,7 @@
           <w:i w:val="0"/>
           <w:sz w:val="21"/>
         </w:rPr>
-        <w:t>: Z = {(+1, +1, ..., +1)}.</w:t>
-      </w:r>
-    </w:p>
-    <w:p>
-      <w:r>
-        <w:rPr>
-          <w:rFonts w:ascii="Calibri" w:hAnsi="Calibri"/>
-          <w:b w:val="0"/>
-          <w:i w:val="0"/>
-          <w:sz w:val="21"/>
-        </w:rPr>
-        <w:t xml:space="preserve">Pelo Teorema 7B, todas as trajetórias convergem para Z. Como Z contém exclusivamente a valoração satisfatível, o Hinge </w:t>
-      </w:r>
-      <w:r>
-        <w:rPr>
-          <w:rFonts w:ascii="Calibri" w:hAnsi="Calibri"/>
-          <w:b/>
-          <w:i w:val="0"/>
-          <w:sz w:val="21"/>
-        </w:rPr>
-        <w:t>encontra a solução satisfatível com 100% de probabilidade</w:t>
-      </w:r>
-      <w:r>
-        <w:rPr>
-          <w:rFonts w:ascii="Calibri" w:hAnsi="Calibri"/>
-          <w:b w:val="0"/>
-          <w:i w:val="0"/>
-          <w:sz w:val="21"/>
-        </w:rPr>
-        <w:t xml:space="preserve"> (taxa de sucesso = 1.0, resíduo nulo).</w:t>
-      </w:r>
-    </w:p>
-    <w:p>
-      <w:r>
-        <w:rPr>
-          <w:rFonts w:ascii="Calibri" w:hAnsi="Calibri"/>
-          <w:b/>
-          <w:i w:val="0"/>
-          <w:sz w:val="21"/>
-        </w:rPr>
-        <w:t>Conclusão Formal:</w:t>
-      </w:r>
-      <w:r>
-        <w:rPr>
-          <w:rFonts w:ascii="Calibri" w:hAnsi="Calibri"/>
-          <w:b w:val="0"/>
-          <w:i w:val="0"/>
-          <w:sz w:val="21"/>
-        </w:rPr>
-        <w:t xml:space="preserve"> A afirmação de que a relaxação Hinge falha com probabilidade 1 - o(1) nessa cadeia foi </w:t>
-      </w:r>
-      <w:r>
-        <w:rPr>
-          <w:rFonts w:ascii="Calibri" w:hAnsi="Calibri"/>
-          <w:b/>
-          <w:i w:val="0"/>
-          <w:sz w:val="21"/>
-        </w:rPr>
-        <w:t>definitivamente falsificada</w:t>
-      </w:r>
-      <w:r>
-        <w:rPr>
-          <w:rFonts w:ascii="Calibri" w:hAnsi="Calibri"/>
-          <w:b w:val="0"/>
-          <w:i w:val="0"/>
-          <w:sz w:val="21"/>
-        </w:rPr>
-        <w:t>. A hipótese caiu, exatamente como deve ocorrer no método científico.</w:t>
+        <w:t xml:space="preserve"> A proposta de Vossa Senhoria de decompor o grafo em G = G_{text{tree}} + G_{text{defect}} com O_{ℙ}(1) defeitos localmente tratáveis é o caminho científico correto para investigações futuras.</w:t>
       </w:r>
     </w:p>
     <w:p>
@@ -798,7 +648,19 @@
           <w:color w:val="1F4E78"/>
           <w:sz w:val="28"/>
         </w:rPr>
-        <w:t>3. Correção da Expansão de Stirling (Seção 3 do Parecer 14)</w:t>
+        <w:t>3. Lema 10.2: Condicionalidade à Hipótese H_{text{leaf}} e Correção de Fator</w:t>
+      </w:r>
+    </w:p>
+    <w:p>
+      <w:r>
+        <w:rPr>
+          <w:rFonts w:ascii="Calibri" w:hAnsi="Calibri"/>
+          <w:b/>
+          <w:i w:val="0"/>
+          <w:color w:val="2F5597"/>
+          <w:sz w:val="24"/>
+        </w:rPr>
+        <w:t>3.1. Dependência Lógica Estrutural</w:t>
       </w:r>
     </w:p>
     <w:p>
@@ -809,7 +671,29 @@
           <w:i w:val="0"/>
           <w:sz w:val="21"/>
         </w:rPr>
-        <w:t>Reconhecemos e corrigimos o erro no coeficiente da expansão assintótica. A fórmula correta para o coeficiente binomial central sob Stirling é:</w:t>
+        <w:t>O Lema 10.2 fundamenta-se na propriedade de que para o potencial multilinear Φ_mult(x) = ∑_c P_c(x), cada entrada diagonal da Hessiana é identicamente nula ((∂² Φ_mult/∂ x_i^2) equiv 0), logo Tr(H_{F}) = 0.</w:t>
+      </w:r>
+    </w:p>
+    <w:p>
+      <w:r>
+        <w:rPr>
+          <w:rFonts w:ascii="Calibri" w:hAnsi="Calibri"/>
+          <w:b w:val="0"/>
+          <w:i w:val="0"/>
+          <w:sz w:val="21"/>
+        </w:rPr>
+        <w:t>Para concluir λ_{min}(H_{F}) &lt; 0, é estritamente necessário demonstrar que H_{F} ≠ 0. O argumento utilizado baseia-se na existência de uma cláusula violada c contendo uma variável livre de folha x_ell de grau global 1 e uma variável interna x_p. Como x_ell não pertence a nenhuma outra cláusula, a entrada H_{ell p} não sofre cancelamento.</w:t>
+      </w:r>
+    </w:p>
+    <w:p>
+      <w:r>
+        <w:rPr>
+          <w:rFonts w:ascii="Calibri" w:hAnsi="Calibri"/>
+          <w:b w:val="0"/>
+          <w:i w:val="0"/>
+          <w:sz w:val="21"/>
+        </w:rPr>
+        <w:t>Reconhecemos a dependência lógica destacada por Vossa Senhoria:</w:t>
       </w:r>
     </w:p>
     <w:p>
@@ -823,7 +707,7 @@
           <w:color w:val="1F3864"/>
           <w:sz w:val="22"/>
         </w:rPr>
-        <w:t>(C(2K/K), 4^K) = (1/√(pi K)) (1 - (1/8K) + O(K^{-2})) = Θ((1/√(K)))</w:t>
+        <w:t>boxed{text{Estrutura apropriada de folha } (H_{text{leaf}}) ⟹ H_{ell p} ≠ 0 ⟹ H ≠ 0 ⟹ λ_{min} &lt; 0}</w:t>
       </w:r>
     </w:p>
     <w:p>
@@ -834,7 +718,7 @@
           <w:i w:val="0"/>
           <w:sz w:val="21"/>
         </w:rPr>
-        <w:t>e não (1/pi K) = Θ(K^{-1}).</w:t>
+        <w:t>Como o primeiro passo depende da aciclicidade linear estrita (Lema 10.1), que não foi provada a.a.s. para todo o grafo, o Lema 10.2 não pode ser considerado universalmente fechado.</w:t>
       </w:r>
     </w:p>
     <w:p>
@@ -845,7 +729,69 @@
           <w:i w:val="0"/>
           <w:sz w:val="21"/>
         </w:rPr>
-        <w:t>Essa correção foi imediatamente implementada no manuscrito LaTeX ([`CLG_FOUNDATIONS_ARXIV.tex`](file:///C:/MathDoCarvalho/P_NP/Publicacoes/CLG_FOUNDATIONS_ARXIV.tex)) e na monografia ([`ESTUDO_ANALITICO_DO_CONJUNTO_CRITICO.md`](file:///C:/MathDoCarvalho/P_NP/Publicacoes/ESTUDO_ANALITICO_DO_CONJUNTO_CRITICO.md)).</w:t>
+        <w:t>Seu status formal é retificado para:</w:t>
+      </w:r>
+    </w:p>
+    <w:p>
+      <w:pPr>
+        <w:jc w:val="center"/>
+      </w:pPr>
+      <w:r>
+        <w:rPr>
+          <w:rFonts w:ascii="Cambria Math" w:hAnsi="Cambria Math"/>
+          <w:b/>
+          <w:color w:val="1F3864"/>
+          <w:sz w:val="22"/>
+        </w:rPr>
+        <w:t>boxed{text{Lema 10.2: } textbf{🟡 Fechado condicionalmente à hipótese estrutural } H_{text{leaf}}}</w:t>
+      </w:r>
+    </w:p>
+    <w:p>
+      <w:r>
+        <w:rPr>
+          <w:rFonts w:ascii="Calibri" w:hAnsi="Calibri"/>
+          <w:b/>
+          <w:i w:val="0"/>
+          <w:color w:val="2F5597"/>
+          <w:sz w:val="24"/>
+        </w:rPr>
+        <w:t>3.2. Correção do Fator em H_{ell p}</w:t>
+      </w:r>
+    </w:p>
+    <w:p>
+      <w:r>
+        <w:rPr>
+          <w:rFonts w:ascii="Calibri" w:hAnsi="Calibri"/>
+          <w:b w:val="0"/>
+          <w:i w:val="0"/>
+          <w:sz w:val="21"/>
+        </w:rPr>
+        <w:t>Sanamos o erro de fator apontado na auditoria. Para a cláusula multilinear P_c(x) = ∏_{j ∈ c} (1 - σ_j x_j/2), a derivada de segunda ordem com relação a x_ell e x_p (com k sendo a terceira variável) é exatamente:</w:t>
+      </w:r>
+    </w:p>
+    <w:p>
+      <w:pPr>
+        <w:jc w:val="center"/>
+      </w:pPr>
+      <w:r>
+        <w:rPr>
+          <w:rFonts w:ascii="Cambria Math" w:hAnsi="Cambria Math"/>
+          <w:b/>
+          <w:color w:val="1F3864"/>
+          <w:sz w:val="22"/>
+        </w:rPr>
+        <w:t>(∂² P_c/∂ x_ell ∂ x_p) = ((-σ_ell)(-σ_p)/2 · 2) ((1 - σ_k x_k/2)) = (σ_ell σ_p/8)(1 - σ_k x_k)</w:t>
+      </w:r>
+    </w:p>
+    <w:p>
+      <w:r>
+        <w:rPr>
+          <w:rFonts w:ascii="Calibri" w:hAnsi="Calibri"/>
+          <w:b w:val="0"/>
+          <w:i w:val="0"/>
+          <w:sz w:val="21"/>
+        </w:rPr>
+        <w:t>No texto anterior, havia uma notação ambígua que sugeria (1 - σ_k x_k / 2). Corrigimos para a expressão exata com denominador 8. Como |x_k^*| &lt; 1 ⟹ 1 - σ_k x_k^* &gt; 0, a conclusão essencial de não-nulidade (H_{ell p} ≠ 0) permanece plenamente preservada.</w:t>
       </w:r>
     </w:p>
     <w:p>
@@ -868,19 +814,7 @@
           <w:color w:val="1F4E78"/>
           <w:sz w:val="28"/>
         </w:rPr>
-        <w:t>4. Saneamento do Teorema 10 (Seções 7, 8, 9 e 10 do Parecer 14)</w:t>
-      </w:r>
-    </w:p>
-    <w:p>
-      <w:r>
-        <w:rPr>
-          <w:rFonts w:ascii="Calibri" w:hAnsi="Calibri"/>
-          <w:b/>
-          <w:i w:val="0"/>
-          <w:color w:val="2F5597"/>
-          <w:sz w:val="24"/>
-        </w:rPr>
-        <w:t>4.1. Lema 10.2: Demonstração Limpa de Sela Estrita</w:t>
+        <w:t>4. Teorema 7B: Correção de Sinais e Equivalência no Bordo</w:t>
       </w:r>
     </w:p>
     <w:p>
@@ -891,41 +825,12 @@
           <w:i w:val="0"/>
           <w:sz w:val="21"/>
         </w:rPr>
-        <w:t xml:space="preserve">Acolhemos integralmente a recomendação da Seção 9 do Parecer 14 e </w:t>
-      </w:r>
-      <w:r>
-        <w:rPr>
-          <w:rFonts w:ascii="Calibri" w:hAnsi="Calibri"/>
-          <w:b/>
-          <w:i w:val="0"/>
-          <w:sz w:val="21"/>
-        </w:rPr>
-        <w:t>removemos a cota artificial de Frobenius</w:t>
-      </w:r>
-      <w:r>
-        <w:rPr>
-          <w:rFonts w:ascii="Calibri" w:hAnsi="Calibri"/>
-          <w:b w:val="0"/>
-          <w:i w:val="0"/>
-          <w:sz w:val="21"/>
-        </w:rPr>
-        <w:t>.</w:t>
-      </w:r>
-    </w:p>
-    <w:p>
-      <w:r>
-        <w:rPr>
-          <w:rFonts w:ascii="Calibri" w:hAnsi="Calibri"/>
-          <w:b w:val="0"/>
-          <w:i w:val="0"/>
-          <w:sz w:val="21"/>
-        </w:rPr>
-        <w:t>A demonstração foi simplificada para sua forma espectral pura e irretorquível:</w:t>
+        <w:t>Acolhemos a retificação pontual do Teorema 7B:</w:t>
       </w:r>
     </w:p>
     <w:p>
       <w:pPr>
-        <w:pStyle w:val="ListNumber"/>
+        <w:pStyle w:val="ListBullet"/>
       </w:pPr>
       <w:r>
         <w:rPr>
@@ -934,7 +839,21 @@
           <w:i w:val="0"/>
           <w:sz w:val="21"/>
         </w:rPr>
-        <w:t>Pela afinidade multilinear de Φ_mult coordenada a coordenada ((∂² Φ_mult/∂ x_i^2) equiv 0), temos diag(H_{F}) = 0, logo:</w:t>
+        <w:t>Para qualquer x ∈ Z, todas as restrições lineares são satisfeitas (g_c(x) ≤ 0, ∀ c), donde act(x) = emptyset. Portanto, o gradiente anula-se identicamente: ∇ Φ_quad(x) = 0, o que implica ⟨ -∇ Φ_quad(x), x ⟩ = 0 em Z. Como 0 ∈ N_{X}(x), temos Z ⊂eq E_proj.</w:t>
+      </w:r>
+    </w:p>
+    <w:p>
+      <w:pPr>
+        <w:pStyle w:val="ListBullet"/>
+      </w:pPr>
+      <w:r>
+        <w:rPr>
+          <w:rFonts w:ascii="Calibri" w:hAnsi="Calibri"/>
+          <w:b w:val="0"/>
+          <w:i w:val="0"/>
+          <w:sz w:val="21"/>
+        </w:rPr>
+        <w:t>Para qualquer x ∉ Z, o conjunto de cláusulas ativas é não-vazio (act(x) ≠ emptyset), o que garante a contração estrita:</w:t>
       </w:r>
     </w:p>
     <w:p>
@@ -948,12 +867,12 @@
           <w:color w:val="1F3864"/>
           <w:sz w:val="22"/>
         </w:rPr>
-        <w:t>Tr(H_{F}(x^*)) = ∑_{j=1}^d λ_j = 0</w:t>
+        <w:t>⟨ -∇ Φ_quad(x),   x ⟩ = -∑_{c ∈ act(x)} (2 g_c(x)^2 + g_c(x)) &lt; 0</w:t>
       </w:r>
     </w:p>
     <w:p>
       <w:pPr>
-        <w:pStyle w:val="ListNumber"/>
+        <w:pStyle w:val="ListBullet"/>
       </w:pPr>
       <w:r>
         <w:rPr>
@@ -962,36 +881,7 @@
           <w:i w:val="0"/>
           <w:sz w:val="21"/>
         </w:rPr>
-        <w:t>Em qualquer ponto crítico não-satisfatível (E(x^*) &gt; 0), existe ao menos uma cláusula violada c. Pela estrutura de árvore, c possui uma variável livre de folha x_ell e uma variável interna x_p.</w:t>
-      </w:r>
-    </w:p>
-    <w:p>
-      <w:r>
-        <w:rPr>
-          <w:rFonts w:ascii="Calibri" w:hAnsi="Calibri"/>
-          <w:b w:val="0"/>
-          <w:i w:val="0"/>
-          <w:sz w:val="21"/>
-        </w:rPr>
-        <w:t xml:space="preserve">Como a variável folha x_ell tem </w:t>
-      </w:r>
-      <w:r>
-        <w:rPr>
-          <w:rFonts w:ascii="Calibri" w:hAnsi="Calibri"/>
-          <w:b/>
-          <w:i w:val="0"/>
-          <w:sz w:val="21"/>
-        </w:rPr>
-        <w:t>grau global 1 em toda a fórmula</w:t>
-      </w:r>
-      <w:r>
-        <w:rPr>
-          <w:rFonts w:ascii="Calibri" w:hAnsi="Calibri"/>
-          <w:b w:val="0"/>
-          <w:i w:val="0"/>
-          <w:sz w:val="21"/>
-        </w:rPr>
-        <w:t>, ela não pertence a nenhuma outra cláusula. Portanto, a entrada:</w:t>
+        <w:t>Para qualquer vetor do cone normal exterior ν ∈ N_{X}(x), a condição de sinal ν_i x_i = |ν_i| ≥ 0 impõe:</w:t>
       </w:r>
     </w:p>
     <w:p>
@@ -1005,7 +895,35 @@
           <w:color w:val="1F3864"/>
           <w:sz w:val="22"/>
         </w:rPr>
-        <w:t>H_{ell p} = (σ_ell σ_p/4) ((1 - σ_k x^*_k/2)) ≠ 0</w:t>
+        <w:t>⟨ ν, x ⟩ = ∑_{|x_i|=1} ν_i x_i = ∑_{|x_i|=1} |ν_i| ≥ 0</w:t>
+      </w:r>
+    </w:p>
+    <w:p>
+      <w:pPr>
+        <w:pStyle w:val="ListBullet"/>
+      </w:pPr>
+      <w:r>
+        <w:rPr>
+          <w:rFonts w:ascii="Calibri" w:hAnsi="Calibri"/>
+          <w:b w:val="0"/>
+          <w:i w:val="0"/>
+          <w:sz w:val="21"/>
+        </w:rPr>
+        <w:t>Sendo ⟨ -∇ Φ_quad(x), x ⟩ &lt; 0 incompatível com ⟨ ν, x ⟩ ≥ 0, o vetor -∇ Φ_quad(x) jamais pode pertencer a N_{X}(x) fora de Z. Logo, E_proj ⊂eq Z.</w:t>
+      </w:r>
+    </w:p>
+    <w:p>
+      <w:pPr>
+        <w:pStyle w:val="ListBullet"/>
+      </w:pPr>
+      <w:r>
+        <w:rPr>
+          <w:rFonts w:ascii="Calibri" w:hAnsi="Calibri"/>
+          <w:b w:val="0"/>
+          <w:i w:val="0"/>
+          <w:sz w:val="21"/>
+        </w:rPr>
+        <w:t>Conclui-se E_proj equiv Z. Pelo Princípio de Invariância de LaSalle, todas as trajetórias convergem assintoticamente para Z.</w:t>
       </w:r>
     </w:p>
     <w:p>
@@ -1016,39 +934,7 @@
           <w:i w:val="0"/>
           <w:sz w:val="21"/>
         </w:rPr>
-        <w:t xml:space="preserve">recebe contribuição exclusiva de c, sendo </w:t>
-      </w:r>
-      <w:r>
-        <w:rPr>
-          <w:rFonts w:ascii="Calibri" w:hAnsi="Calibri"/>
-          <w:b/>
-          <w:i w:val="0"/>
-          <w:sz w:val="21"/>
-        </w:rPr>
-        <w:t>rigorosamente impossível haver cancelamento por outras cláusulas</w:t>
-      </w:r>
-      <w:r>
-        <w:rPr>
-          <w:rFonts w:ascii="Calibri" w:hAnsi="Calibri"/>
-          <w:b w:val="0"/>
-          <w:i w:val="0"/>
-          <w:sz w:val="21"/>
-        </w:rPr>
-        <w:t>. Logo, H_{F}(x^*) ≠ 0.</w:t>
-      </w:r>
-    </w:p>
-    <w:p>
-      <w:pPr>
-        <w:pStyle w:val="ListNumber"/>
-      </w:pPr>
-      <w:r>
-        <w:rPr>
-          <w:rFonts w:ascii="Calibri" w:hAnsi="Calibri"/>
-          <w:b w:val="0"/>
-          <w:i w:val="0"/>
-          <w:sz w:val="21"/>
-        </w:rPr>
-        <w:t>Toda matriz simétrica com traço nulo e não identicamente nula deve possuir ao menos um autovalor estritamente positivo e ao menos um autovalor estritamente negativo:</w:t>
+        <w:t>Conforme prescrito pelo Professor, o status do Teorema 7B é fixado como:</w:t>
       </w:r>
     </w:p>
     <w:p>
@@ -1062,125 +948,7 @@
           <w:color w:val="1F3864"/>
           <w:sz w:val="22"/>
         </w:rPr>
-        <w:t>λ_{min}(H_{F}(x^*)) &lt; 0</w:t>
-      </w:r>
-    </w:p>
-    <w:p>
-      <w:r>
-        <w:rPr>
-          <w:rFonts w:ascii="Calibri" w:hAnsi="Calibri"/>
-          <w:b w:val="0"/>
-          <w:i w:val="0"/>
-          <w:sz w:val="21"/>
-        </w:rPr>
-        <w:t>Isso aniquila *flat saddles* e viabiliza diretamente a aplicação de Lee et al. (2019) para Φ_mult.</w:t>
-      </w:r>
-    </w:p>
-    <w:p>
-      <w:r>
-        <w:rPr>
-          <w:rFonts w:ascii="Calibri" w:hAnsi="Calibri"/>
-          <w:b/>
-          <w:i w:val="0"/>
-          <w:color w:val="2F5597"/>
-          <w:sz w:val="24"/>
-        </w:rPr>
-        <w:t>4.2. Lema 10.1: Cota de Interseção de Cláusulas</w:t>
-      </w:r>
-    </w:p>
-    <w:p>
-      <w:r>
-        <w:rPr>
-          <w:rFonts w:ascii="Calibri" w:hAnsi="Calibri"/>
-          <w:b w:val="0"/>
-          <w:i w:val="0"/>
-          <w:sz w:val="21"/>
-        </w:rPr>
-        <w:t>Para formalizar o salto entre 2text{-core} = emptyset e |c cap c'| ≤ 1, adicionamos a cota de primeiro momento para o número de pares de cláusulas que compartilham ≥ 2 variáveis em α &lt; 1/6:</w:t>
-      </w:r>
-    </w:p>
-    <w:p>
-      <w:pPr>
-        <w:jc w:val="center"/>
-      </w:pPr>
-      <w:r>
-        <w:rPr>
-          <w:rFonts w:ascii="Cambria Math" w:hAnsi="Cambria Math"/>
-          <w:b/>
-          <w:color w:val="1F3864"/>
-          <w:sz w:val="22"/>
-        </w:rPr>
-        <w:t>𝔼[#{c ≠ c' mid |c cap c'| ≥ 2}] ≤ C(M, 2) (18(N-3)/N(N-1)(N-2)) ≤ 9 α^2 &lt; 1/4</w:t>
-      </w:r>
-    </w:p>
-    <w:p>
-      <w:r>
-        <w:rPr>
-          <w:rFonts w:ascii="Calibri" w:hAnsi="Calibri"/>
-          <w:b w:val="0"/>
-          <w:i w:val="0"/>
-          <w:sz w:val="21"/>
-        </w:rPr>
-        <w:t>Portanto, a quase totalidade das componentes subcríticas consiste em hiperárvores lineares estritas.</w:t>
-      </w:r>
-    </w:p>
-    <w:p>
-      <w:r>
-        <w:rPr>
-          <w:rFonts w:ascii="Calibri" w:hAnsi="Calibri"/>
-          <w:b/>
-          <w:i w:val="0"/>
-          <w:color w:val="2F5597"/>
-          <w:sz w:val="24"/>
-        </w:rPr>
-        <w:t>4.3. Separação de Hinge em 3-SAT Subcrítico Desacoplada de T8 e T9</w:t>
-      </w:r>
-    </w:p>
-    <w:p>
-      <w:r>
-        <w:rPr>
-          <w:rFonts w:ascii="Calibri" w:hAnsi="Calibri"/>
-          <w:b w:val="0"/>
-          <w:i w:val="0"/>
-          <w:sz w:val="21"/>
-        </w:rPr>
-        <w:t xml:space="preserve">Esclarecemos formalmente que a prova de que lim_{N → ∈fty} ρ_quad(α) ≥ c(α) &gt; 0 </w:t>
-      </w:r>
-      <w:r>
-        <w:rPr>
-          <w:rFonts w:ascii="Calibri" w:hAnsi="Calibri"/>
-          <w:b/>
-          <w:i w:val="0"/>
-          <w:sz w:val="21"/>
-        </w:rPr>
-        <w:t>não pode herdar cotas de volume de Jensen (T8) nem a análise de cadeias lineares (T9)</w:t>
-      </w:r>
-      <w:r>
-        <w:rPr>
-          <w:rFonts w:ascii="Calibri" w:hAnsi="Calibri"/>
-          <w:b w:val="0"/>
-          <w:i w:val="0"/>
-          <w:sz w:val="21"/>
-        </w:rPr>
-        <w:t xml:space="preserve">. Ela exige uma demonstração independente de bacia de atração no hipergrafo aleatório. Consequentemente, o Teorema 10 é mantido como </w:t>
-      </w:r>
-      <w:r>
-        <w:rPr>
-          <w:rFonts w:ascii="Calibri" w:hAnsi="Calibri"/>
-          <w:b/>
-          <w:i w:val="0"/>
-          <w:sz w:val="21"/>
-        </w:rPr>
-        <w:t>Em Aberto</w:t>
-      </w:r>
-      <w:r>
-        <w:rPr>
-          <w:rFonts w:ascii="Calibri" w:hAnsi="Calibri"/>
-          <w:b w:val="0"/>
-          <w:i w:val="0"/>
-          <w:sz w:val="21"/>
-        </w:rPr>
-        <w:t xml:space="preserve"> quanto à separação estrita com o Hinge.</w:t>
+        <w:t>boxed{text{Teorema 7B: } textbf{🟡 Quase Fechado}}</w:t>
       </w:r>
     </w:p>
     <w:p>
@@ -1203,7 +971,7 @@
           <w:color w:val="1F4E78"/>
           <w:sz w:val="28"/>
         </w:rPr>
-        <w:t>5. Formalização de LaSalle no Bordo no Teorema 7B (Seção 2 do Parecer 14)</w:t>
+        <w:t>5. Falsificação do Lema 9.1 e a Nova Pergunta de Pesquisa</w:t>
       </w:r>
     </w:p>
     <w:p>
@@ -1214,12 +982,12 @@
           <w:i w:val="0"/>
           <w:sz w:val="21"/>
         </w:rPr>
-        <w:t>Atendendo à exigência do Parecer 14 de explicitar a convenção do cone normal e do campo projetado no manuscrito formal, incorporamos a definição exata de Análise Convexa no Teorema 7B:</w:t>
+        <w:t>A auditoria experimental prescrita pelo Parecer 14 (Testes A e B) foi plenamente documentada:</w:t>
       </w:r>
     </w:p>
     <w:p>
       <w:pPr>
-        <w:pStyle w:val="ListBullet"/>
+        <w:pStyle w:val="ListNumber"/>
       </w:pPr>
       <w:r>
         <w:rPr>
@@ -1228,7 +996,7 @@
           <w:i w:val="0"/>
           <w:sz w:val="21"/>
         </w:rPr>
-        <w:t>Cone Normal:</w:t>
+        <w:t>Teste B (Conservação da Média):</w:t>
       </w:r>
       <w:r>
         <w:rPr>
@@ -1237,12 +1005,12 @@
           <w:i w:val="0"/>
           <w:sz w:val="21"/>
         </w:rPr>
-        <w:t xml:space="preserve"> N_{X}(x) = {ν ∈ ℝ^N mid ν_i = 0 text{ se } |x_i| &lt; 1,   ν_i x_i ≥ 0 text{ se } |x_i| = 1}.</w:t>
+        <w:t xml:space="preserve"> Confirmou-se numericamente que o fato unitário h(x_1) = [max(0, (1 - x_1)/2)]^2 injeta uma força -(∂ h/∂ x_1) = (1 - x_1/2) &gt; 0, violando a conservação da média (∑ dot{x}_k = +0.60 &gt; 0).</w:t>
       </w:r>
     </w:p>
     <w:p>
       <w:pPr>
-        <w:pStyle w:val="ListBullet"/>
+        <w:pStyle w:val="ListNumber"/>
       </w:pPr>
       <w:r>
         <w:rPr>
@@ -1251,7 +1019,7 @@
           <w:i w:val="0"/>
           <w:sz w:val="21"/>
         </w:rPr>
-        <w:t>Projeção Tangencial:</w:t>
+        <w:t>Teste A (Hinge vs PAV):</w:t>
       </w:r>
       <w:r>
         <w:rPr>
@@ -1260,12 +1028,12 @@
           <w:i w:val="0"/>
           <w:sz w:val="21"/>
         </w:rPr>
-        <w:t xml:space="preserve"> dot{x} = Π_{T_{X}(x)}(-∇ Φ_quad(x)).</w:t>
+        <w:t xml:space="preserve"> Para a cadeia com fato positivo x_1 = 1, as restrições forçam 1 ≤ x_1 ≤ ... ≤ x_K ≤ 1, colapsando o politopo LP em Z = {(+1, ..., +1)}. O Hinge converge para (+1, ..., +1) com 100% de taxa de sucesso. A alegação de armadilha espúria com probabilidade 1 - o(1) caiu definitivamente.</w:t>
       </w:r>
     </w:p>
     <w:p>
       <w:pPr>
-        <w:pStyle w:val="ListBullet"/>
+        <w:pStyle w:val="ListNumber"/>
       </w:pPr>
       <w:r>
         <w:rPr>
@@ -1274,7 +1042,7 @@
           <w:i w:val="0"/>
           <w:sz w:val="21"/>
         </w:rPr>
-        <w:t>Demonstração:</w:t>
+        <w:t>Correção de Stirling:</w:t>
       </w:r>
       <w:r>
         <w:rPr>
@@ -1283,7 +1051,84 @@
           <w:i w:val="0"/>
           <w:sz w:val="21"/>
         </w:rPr>
-        <w:t xml:space="preserve"> Para qualquer ν ∈ N_{X}(x), ⟨ ν, x ⟩ = ∑_{|x_i|=1} |ν_i| ≥ 0. Para qualquer x ∉ Z, ⟨ -∇ Φ_quad(x), x ⟩ &lt; 0. Sendo os sinais estritamente incompatíveis, -∇ Φ_quad(x) ∉ N_{X}(x), o que prova que não existem equilíbrios projetados fora de Z no bordo nem no interior: E_proj equiv Z.</w:t>
+        <w:t xml:space="preserve"> Retificou-se (C(2K/K), 4^K) = (1/√(pi K))(1 - (1/8K) + O(K^{-2})) = Θ(K^{-1/2}), expurgando Θ(K^{-1}).</w:t>
+      </w:r>
+    </w:p>
+    <w:p>
+      <w:r>
+        <w:rPr>
+          <w:rFonts w:ascii="Calibri" w:hAnsi="Calibri"/>
+          <w:b/>
+          <w:i w:val="0"/>
+          <w:color w:val="2F5597"/>
+          <w:sz w:val="24"/>
+        </w:rPr>
+        <w:t>A Nova Pergunta Científica Formulada pelo Avaliador:</w:t>
+      </w:r>
+    </w:p>
+    <w:p>
+      <w:r>
+        <w:rPr>
+          <w:rFonts w:ascii="Calibri" w:hAnsi="Calibri"/>
+          <w:b w:val="0"/>
+          <w:i w:val="0"/>
+          <w:sz w:val="21"/>
+        </w:rPr>
+        <w:t>A falsificação do Lema 9.1 redefine a fronteira da investigação:</w:t>
+      </w:r>
+    </w:p>
+    <w:p>
+      <w:pPr>
+        <w:jc w:val="center"/>
+      </w:pPr>
+      <w:r>
+        <w:rPr>
+          <w:rFonts w:ascii="Cambria Math" w:hAnsi="Cambria Math"/>
+          <w:b/>
+          <w:color w:val="1F3864"/>
+          <w:sz w:val="22"/>
+        </w:rPr>
+        <w:t>boxed{text{Quais estruturas SAT possuem } M_spur(Φ_quad) text{ grande, mas } M_spur(Φ_mult) text{ pequena?}}</w:t>
+      </w:r>
+    </w:p>
+    <w:p>
+      <w:r>
+        <w:rPr>
+          <w:rFonts w:ascii="Calibri" w:hAnsi="Calibri"/>
+          <w:b w:val="0"/>
+          <w:i w:val="0"/>
+          <w:sz w:val="21"/>
+        </w:rPr>
+        <w:t>Essa questão passa a orientar as investigações futuras do programa CLG-R, com foco em famílias com fatos negativos ou ramificações concorrentes (como na Proposição 7A).</w:t>
+      </w:r>
+    </w:p>
+    <w:p>
+      <w:r>
+        <w:rPr>
+          <w:rFonts w:ascii="Calibri" w:hAnsi="Calibri"/>
+          <w:b w:val="0"/>
+          <w:i w:val="0"/>
+          <w:sz w:val="21"/>
+        </w:rPr>
+        <w:t xml:space="preserve">Status do Teorema 9: </w:t>
+      </w:r>
+      <w:r>
+        <w:rPr>
+          <w:rFonts w:ascii="Calibri" w:hAnsi="Calibri"/>
+          <w:b/>
+          <w:i w:val="0"/>
+          <w:sz w:val="21"/>
+        </w:rPr>
+        <w:t>🔴 Falsificado / Abandonado</w:t>
+      </w:r>
+      <w:r>
+        <w:rPr>
+          <w:rFonts w:ascii="Calibri" w:hAnsi="Calibri"/>
+          <w:b w:val="0"/>
+          <w:i w:val="0"/>
+          <w:sz w:val="21"/>
+        </w:rPr>
+        <w:t>.</w:t>
       </w:r>
     </w:p>
     <w:p>
@@ -1306,7 +1151,7 @@
           <w:color w:val="1F4E78"/>
           <w:sz w:val="28"/>
         </w:rPr>
-        <w:t>6. Adoção Estrita da Matriz de Rigor da Seção 12 do Parecer 14</w:t>
+        <w:t>6. Saneamento do Firewall Epistemológico (3-XOR-SAT)</w:t>
       </w:r>
     </w:p>
     <w:p>
@@ -1317,7 +1162,105 @@
           <w:i w:val="0"/>
           <w:sz w:val="21"/>
         </w:rPr>
-        <w:t>Substituímos qualquer quadro anterior pela matriz de status fidedigna prescrita por Vossa Senhoria na Seção 12 do Parecer 14:</w:t>
+        <w:t>Acolhemos integralmente a advertência de Vossa Senhoria quanto ao uso da palavra "absoluta". O resultado com 3-XOR-SAT demonstra rigorosamente que:</w:t>
+      </w:r>
+    </w:p>
+    <w:p>
+      <w:pPr>
+        <w:jc w:val="center"/>
+      </w:pPr>
+      <w:r>
+        <w:rPr>
+          <w:rFonts w:ascii="Cambria Math" w:hAnsi="Cambria Math"/>
+          <w:b/>
+          <w:color w:val="1F3864"/>
+          <w:sz w:val="22"/>
+        </w:rPr>
+        <w:t>text{falha de dinâmica contínua} notRightarrow P ≠ NP</w:t>
+      </w:r>
+    </w:p>
+    <w:p>
+      <w:r>
+        <w:rPr>
+          <w:rFonts w:ascii="Calibri" w:hAnsi="Calibri"/>
+          <w:b w:val="0"/>
+          <w:i w:val="0"/>
+          <w:sz w:val="21"/>
+        </w:rPr>
+        <w:t>e</w:t>
+      </w:r>
+    </w:p>
+    <w:p>
+      <w:pPr>
+        <w:jc w:val="center"/>
+      </w:pPr>
+      <w:r>
+        <w:rPr>
+          <w:rFonts w:ascii="Cambria Math" w:hAnsi="Cambria Math"/>
+          <w:b/>
+          <w:color w:val="1F3864"/>
+          <w:sz w:val="22"/>
+        </w:rPr>
+        <w:t>text{dificuldade de landscape} notRightarrow text{dificuldade computacional de Turing}</w:t>
+      </w:r>
+    </w:p>
+    <w:p>
+      <w:r>
+        <w:rPr>
+          <w:rFonts w:ascii="Calibri" w:hAnsi="Calibri"/>
+          <w:b w:val="0"/>
+          <w:i w:val="0"/>
+          <w:sz w:val="21"/>
+        </w:rPr>
+        <w:t>O texto foi formalmente retificado para:</w:t>
+      </w:r>
+    </w:p>
+    <w:p>
+      <w:pPr>
+        <w:jc w:val="center"/>
+      </w:pPr>
+      <w:r>
+        <w:rPr>
+          <w:rFonts w:ascii="Cambria Math" w:hAnsi="Cambria Math"/>
+          <w:b/>
+          <w:color w:val="1F3864"/>
+          <w:sz w:val="22"/>
+        </w:rPr>
+        <w:t>boxed{textbf{Firewall epistemológico contra inferências de dificuldade dinâmica para } P ≠ NP}</w:t>
+      </w:r>
+    </w:p>
+    <w:p>
+      <w:pPr>
+        <w:jc w:val="center"/>
+      </w:pPr>
+      <w:r>
+        <w:rPr>
+          <w:color w:val="888888"/>
+        </w:rPr>
+        <w:t>――――――――――――――――――――――――――――――――――――――――</w:t>
+      </w:r>
+    </w:p>
+    <w:p>
+      <w:r>
+        <w:rPr>
+          <w:rFonts w:ascii="Calibri" w:hAnsi="Calibri"/>
+          <w:b/>
+          <w:i w:val="0"/>
+          <w:color w:val="1F4E78"/>
+          <w:sz w:val="28"/>
+        </w:rPr>
+        <w:t>7. Adoção Estrita da Matriz de Rigor da Seção 9 do Parecer do Professor</w:t>
+      </w:r>
+    </w:p>
+    <w:p>
+      <w:r>
+        <w:rPr>
+          <w:rFonts w:ascii="Calibri" w:hAnsi="Calibri"/>
+          <w:b w:val="0"/>
+          <w:i w:val="0"/>
+          <w:sz w:val="21"/>
+        </w:rPr>
+        <w:t>Substituímos integralmente qualquer formulação anterior pela tabela de status prescrita por Vossa Senhoria:</w:t>
       </w:r>
     </w:p>
     <w:tbl>
@@ -1328,16 +1271,14 @@
         <w:tblLook w:firstColumn="1" w:firstRow="1" w:lastColumn="0" w:lastRow="0" w:noHBand="0" w:noVBand="1" w:val="04A0"/>
       </w:tblPr>
       <w:tblGrid>
-        <w:gridCol w:w="1872"/>
-        <w:gridCol w:w="1872"/>
-        <w:gridCol w:w="1872"/>
-        <w:gridCol w:w="1872"/>
-        <w:gridCol w:w="1872"/>
+        <w:gridCol w:w="3120"/>
+        <w:gridCol w:w="3120"/>
+        <w:gridCol w:w="3120"/>
       </w:tblGrid>
       <w:tr>
         <w:tc>
           <w:tcPr>
-            <w:tcW w:type="dxa" w:w="1872"/>
+            <w:tcW w:type="dxa" w:w="3120"/>
           </w:tcPr>
           <w:p>
             <w:pPr>
@@ -1350,13 +1291,13 @@
                 <w:i w:val="0"/>
                 <w:sz w:val="19"/>
               </w:rPr>
-              <w:t>Teorema / Resultado</w:t>
+              <w:t>Resultado</w:t>
             </w:r>
           </w:p>
         </w:tc>
         <w:tc>
           <w:tcPr>
-            <w:tcW w:type="dxa" w:w="1872"/>
+            <w:tcW w:type="dxa" w:w="3120"/>
           </w:tcPr>
           <w:p>
             <w:pPr>
@@ -1369,13 +1310,13 @@
                 <w:i w:val="0"/>
                 <w:sz w:val="19"/>
               </w:rPr>
-              <w:t>Status Parecer 14</w:t>
+              <w:t>Status de Auditoria (Parecer do Professor)</w:t>
             </w:r>
           </w:p>
         </w:tc>
         <w:tc>
           <w:tcPr>
-            <w:tcW w:type="dxa" w:w="1872"/>
+            <w:tcW w:type="dxa" w:w="3120"/>
           </w:tcPr>
           <w:p>
             <w:pPr>
@@ -1392,23 +1333,11 @@
             </w:r>
           </w:p>
         </w:tc>
-        <w:tc>
-          <w:tcPr>
-            <w:tcW w:type="dxa" w:w="1872"/>
-          </w:tcPr>
-          <w:p/>
-        </w:tc>
-        <w:tc>
-          <w:tcPr>
-            <w:tcW w:type="dxa" w:w="1872"/>
-          </w:tcPr>
-          <w:p/>
-        </w:tc>
       </w:tr>
       <w:tr>
         <w:tc>
           <w:tcPr>
-            <w:tcW w:type="dxa" w:w="1872"/>
+            <w:tcW w:type="dxa" w:w="3120"/>
           </w:tcPr>
           <w:p>
             <w:pPr>
@@ -1421,7 +1350,7 @@
                 <w:i w:val="0"/>
                 <w:sz w:val="18"/>
               </w:rPr>
-              <w:t>Teorema 1</w:t>
+              <w:t>T1</w:t>
             </w:r>
             <w:r>
               <w:rPr>
@@ -1430,13 +1359,13 @@
                 <w:i w:val="0"/>
                 <w:sz w:val="18"/>
               </w:rPr>
-              <w:t xml:space="preserve"> (Caixa U_N e Folga LP 0.5)</w:t>
+              <w:t xml:space="preserve"> (Caixa Central U_N)</w:t>
             </w:r>
           </w:p>
         </w:tc>
         <w:tc>
           <w:tcPr>
-            <w:tcW w:type="dxa" w:w="1872"/>
+            <w:tcW w:type="dxa" w:w="3120"/>
           </w:tcPr>
           <w:p>
             <w:pPr>
@@ -1464,7 +1393,7 @@
         </w:tc>
         <w:tc>
           <w:tcPr>
-            <w:tcW w:type="dxa" w:w="1872"/>
+            <w:tcW w:type="dxa" w:w="3120"/>
           </w:tcPr>
           <w:p>
             <w:pPr>
@@ -1481,23 +1410,11 @@
             </w:r>
           </w:p>
         </w:tc>
-        <w:tc>
-          <w:tcPr>
-            <w:tcW w:type="dxa" w:w="1872"/>
-          </w:tcPr>
-          <w:p/>
-        </w:tc>
-        <w:tc>
-          <w:tcPr>
-            <w:tcW w:type="dxa" w:w="1872"/>
-          </w:tcPr>
-          <w:p/>
-        </w:tc>
       </w:tr>
       <w:tr>
         <w:tc>
           <w:tcPr>
-            <w:tcW w:type="dxa" w:w="1872"/>
+            <w:tcW w:type="dxa" w:w="3120"/>
           </w:tcPr>
           <w:p>
             <w:pPr>
@@ -1510,7 +1427,7 @@
                 <w:i w:val="0"/>
                 <w:sz w:val="18"/>
               </w:rPr>
-              <w:t>Teorema 2</w:t>
+              <w:t>T2</w:t>
             </w:r>
             <w:r>
               <w:rPr>
@@ -1525,7 +1442,161 @@
         </w:tc>
         <w:tc>
           <w:tcPr>
-            <w:tcW w:type="dxa" w:w="1872"/>
+            <w:tcW w:type="dxa" w:w="3120"/>
+          </w:tcPr>
+          <w:p>
+            <w:pPr>
+              <w:spacing w:before="40" w:after="40"/>
+            </w:pPr>
+            <w:r>
+              <w:rPr>
+                <w:rFonts w:ascii="Calibri" w:hAnsi="Calibri"/>
+                <w:b w:val="0"/>
+                <w:i w:val="0"/>
+                <w:sz w:val="18"/>
+              </w:rPr>
+              <w:t xml:space="preserve">🟢 </w:t>
+            </w:r>
+            <w:r>
+              <w:rPr>
+                <w:rFonts w:ascii="Calibri" w:hAnsi="Calibri"/>
+                <w:b/>
+                <w:i w:val="0"/>
+                <w:sz w:val="18"/>
+              </w:rPr>
+              <w:t>Fechado, sob hipóteses declaradas</w:t>
+            </w:r>
+          </w:p>
+        </w:tc>
+        <w:tc>
+          <w:tcPr>
+            <w:tcW w:type="dxa" w:w="3120"/>
+          </w:tcPr>
+          <w:p>
+            <w:pPr>
+              <w:spacing w:before="40" w:after="40"/>
+            </w:pPr>
+            <w:r>
+              <w:rPr>
+                <w:rFonts w:ascii="Calibri" w:hAnsi="Calibri"/>
+                <w:b w:val="0"/>
+                <w:i w:val="0"/>
+                <w:sz w:val="18"/>
+              </w:rPr>
+              <w:t>Fubini para Φ_mult; analiticidade real para Φ_soft.</w:t>
+            </w:r>
+          </w:p>
+        </w:tc>
+      </w:tr>
+      <w:tr>
+        <w:tc>
+          <w:tcPr>
+            <w:tcW w:type="dxa" w:w="3120"/>
+          </w:tcPr>
+          <w:p>
+            <w:pPr>
+              <w:spacing w:before="40" w:after="40"/>
+            </w:pPr>
+            <w:r>
+              <w:rPr>
+                <w:rFonts w:ascii="Calibri" w:hAnsi="Calibri"/>
+                <w:b/>
+                <w:i w:val="0"/>
+                <w:sz w:val="18"/>
+              </w:rPr>
+              <w:t>T3</w:t>
+            </w:r>
+            <w:r>
+              <w:rPr>
+                <w:rFonts w:ascii="Calibri" w:hAnsi="Calibri"/>
+                <w:b w:val="0"/>
+                <w:i w:val="0"/>
+                <w:sz w:val="18"/>
+              </w:rPr>
+              <w:t xml:space="preserve"> (Harmonicidade e Selas)</w:t>
+            </w:r>
+          </w:p>
+        </w:tc>
+        <w:tc>
+          <w:tcPr>
+            <w:tcW w:type="dxa" w:w="3120"/>
+          </w:tcPr>
+          <w:p>
+            <w:pPr>
+              <w:spacing w:before="40" w:after="40"/>
+            </w:pPr>
+            <w:r>
+              <w:rPr>
+                <w:rFonts w:ascii="Calibri" w:hAnsi="Calibri"/>
+                <w:b w:val="0"/>
+                <w:i w:val="0"/>
+                <w:sz w:val="18"/>
+              </w:rPr>
+              <w:t xml:space="preserve">🟢 </w:t>
+            </w:r>
+            <w:r>
+              <w:rPr>
+                <w:rFonts w:ascii="Calibri" w:hAnsi="Calibri"/>
+                <w:b/>
+                <w:i w:val="0"/>
+                <w:sz w:val="18"/>
+              </w:rPr>
+              <w:t>Fechado, com hipóteses</w:t>
+            </w:r>
+          </w:p>
+        </w:tc>
+        <w:tc>
+          <w:tcPr>
+            <w:tcW w:type="dxa" w:w="3120"/>
+          </w:tcPr>
+          <w:p>
+            <w:pPr>
+              <w:spacing w:before="40" w:after="40"/>
+            </w:pPr>
+            <w:r>
+              <w:rPr>
+                <w:rFonts w:ascii="Calibri" w:hAnsi="Calibri"/>
+                <w:b w:val="0"/>
+                <w:i w:val="0"/>
+                <w:sz w:val="18"/>
+              </w:rPr>
+              <w:t>Princípio do Mínimo Forte e Lema de Seleção de Curvas de Milnor.</w:t>
+            </w:r>
+          </w:p>
+        </w:tc>
+      </w:tr>
+      <w:tr>
+        <w:tc>
+          <w:tcPr>
+            <w:tcW w:type="dxa" w:w="3120"/>
+          </w:tcPr>
+          <w:p>
+            <w:pPr>
+              <w:spacing w:before="40" w:after="40"/>
+            </w:pPr>
+            <w:r>
+              <w:rPr>
+                <w:rFonts w:ascii="Calibri" w:hAnsi="Calibri"/>
+                <w:b/>
+                <w:i w:val="0"/>
+                <w:sz w:val="18"/>
+              </w:rPr>
+              <w:t>T4A′</w:t>
+            </w:r>
+            <w:r>
+              <w:rPr>
+                <w:rFonts w:ascii="Calibri" w:hAnsi="Calibri"/>
+                <w:b w:val="0"/>
+                <w:i w:val="0"/>
+                <w:sz w:val="18"/>
+              </w:rPr>
+              <w:t xml:space="preserve"> (Mínimos em Faces)</w:t>
+            </w:r>
+          </w:p>
+        </w:tc>
+        <w:tc>
+          <w:tcPr>
+            <w:tcW w:type="dxa" w:w="3120"/>
           </w:tcPr>
           <w:p>
             <w:pPr>
@@ -1553,7 +1624,7 @@
         </w:tc>
         <w:tc>
           <w:tcPr>
-            <w:tcW w:type="dxa" w:w="1872"/>
+            <w:tcW w:type="dxa" w:w="3120"/>
           </w:tcPr>
           <w:p>
             <w:pPr>
@@ -1566,27 +1637,15 @@
                 <w:i w:val="0"/>
                 <w:sz w:val="18"/>
               </w:rPr>
-              <w:t>Fubini / Okamoto para Φ_mult; analiticidade real para Φ_soft.</w:t>
+              <w:t>Mínimos locais em faces herdam energia de vértices.</w:t>
             </w:r>
           </w:p>
-        </w:tc>
-        <w:tc>
-          <w:tcPr>
-            <w:tcW w:type="dxa" w:w="1872"/>
-          </w:tcPr>
-          <w:p/>
-        </w:tc>
-        <w:tc>
-          <w:tcPr>
-            <w:tcW w:type="dxa" w:w="1872"/>
-          </w:tcPr>
-          <w:p/>
         </w:tc>
       </w:tr>
       <w:tr>
         <w:tc>
           <w:tcPr>
-            <w:tcW w:type="dxa" w:w="1872"/>
+            <w:tcW w:type="dxa" w:w="3120"/>
           </w:tcPr>
           <w:p>
             <w:pPr>
@@ -1599,7 +1658,7 @@
                 <w:i w:val="0"/>
                 <w:sz w:val="18"/>
               </w:rPr>
-              <w:t>Teorema 3</w:t>
+              <w:t>4B</w:t>
             </w:r>
             <w:r>
               <w:rPr>
@@ -1608,13 +1667,13 @@
                 <w:i w:val="0"/>
                 <w:sz w:val="18"/>
               </w:rPr>
-              <w:t xml:space="preserve"> (Harmonicidade e Morse Saddles)</w:t>
+              <w:t xml:space="preserve"> (Confinamento de LaSalle)</w:t>
             </w:r>
           </w:p>
         </w:tc>
         <w:tc>
           <w:tcPr>
-            <w:tcW w:type="dxa" w:w="1872"/>
+            <w:tcW w:type="dxa" w:w="3120"/>
           </w:tcPr>
           <w:p>
             <w:pPr>
@@ -1642,7 +1701,7 @@
         </w:tc>
         <w:tc>
           <w:tcPr>
-            <w:tcW w:type="dxa" w:w="1872"/>
+            <w:tcW w:type="dxa" w:w="3120"/>
           </w:tcPr>
           <w:p>
             <w:pPr>
@@ -1655,27 +1714,15 @@
                 <w:i w:val="0"/>
                 <w:sz w:val="18"/>
               </w:rPr>
-              <w:t>Δ Φ equiv 0; Princípio do Mínimo Forte e Lema de Morse-Milnor.</w:t>
+              <w:t>Lyapunov estrito no hipercubo compacto; atratores isolados confinados a {-1, 1}^N.</w:t>
             </w:r>
           </w:p>
-        </w:tc>
-        <w:tc>
-          <w:tcPr>
-            <w:tcW w:type="dxa" w:w="1872"/>
-          </w:tcPr>
-          <w:p/>
-        </w:tc>
-        <w:tc>
-          <w:tcPr>
-            <w:tcW w:type="dxa" w:w="1872"/>
-          </w:tcPr>
-          <w:p/>
         </w:tc>
       </w:tr>
       <w:tr>
         <w:tc>
           <w:tcPr>
-            <w:tcW w:type="dxa" w:w="1872"/>
+            <w:tcW w:type="dxa" w:w="3120"/>
           </w:tcPr>
           <w:p>
             <w:pPr>
@@ -1688,7 +1735,7 @@
                 <w:i w:val="0"/>
                 <w:sz w:val="18"/>
               </w:rPr>
-              <w:t>Teorema 4A′</w:t>
+              <w:t>T5</w:t>
             </w:r>
             <w:r>
               <w:rPr>
@@ -1697,13 +1744,13 @@
                 <w:i w:val="0"/>
                 <w:sz w:val="18"/>
               </w:rPr>
-              <w:t xml:space="preserve"> (Mínimos em Faces sem H4)</w:t>
+              <w:t xml:space="preserve"> (Hessiana Softplus V^T W V)</w:t>
             </w:r>
           </w:p>
         </w:tc>
         <w:tc>
           <w:tcPr>
-            <w:tcW w:type="dxa" w:w="1872"/>
+            <w:tcW w:type="dxa" w:w="3120"/>
           </w:tcPr>
           <w:p>
             <w:pPr>
@@ -1725,13 +1772,13 @@
                 <w:i w:val="0"/>
                 <w:sz w:val="18"/>
               </w:rPr>
-              <w:t>Fechado</w:t>
+              <w:t>Fechado, com condições explicitadas</w:t>
             </w:r>
           </w:p>
         </w:tc>
         <w:tc>
           <w:tcPr>
-            <w:tcW w:type="dxa" w:w="1872"/>
+            <w:tcW w:type="dxa" w:w="3120"/>
           </w:tcPr>
           <w:p>
             <w:pPr>
@@ -1744,27 +1791,15 @@
                 <w:i w:val="0"/>
                 <w:sz w:val="18"/>
               </w:rPr>
-              <w:t>Mínimos locais em faces herdam energia de vértices; estritos são vértices.</w:t>
+              <w:t>Fatoração exata; rank(V)=N ⟹ estrita convexidade.</w:t>
             </w:r>
           </w:p>
-        </w:tc>
-        <w:tc>
-          <w:tcPr>
-            <w:tcW w:type="dxa" w:w="1872"/>
-          </w:tcPr>
-          <w:p/>
-        </w:tc>
-        <w:tc>
-          <w:tcPr>
-            <w:tcW w:type="dxa" w:w="1872"/>
-          </w:tcPr>
-          <w:p/>
         </w:tc>
       </w:tr>
       <w:tr>
         <w:tc>
           <w:tcPr>
-            <w:tcW w:type="dxa" w:w="1872"/>
+            <w:tcW w:type="dxa" w:w="3120"/>
           </w:tcPr>
           <w:p>
             <w:pPr>
@@ -1777,7 +1812,7 @@
                 <w:i w:val="0"/>
                 <w:sz w:val="18"/>
               </w:rPr>
-              <w:t>Corolário 4B</w:t>
+              <w:t>T6</w:t>
             </w:r>
             <w:r>
               <w:rPr>
@@ -1786,13 +1821,13 @@
                 <w:i w:val="0"/>
                 <w:sz w:val="18"/>
               </w:rPr>
-              <w:t xml:space="preserve"> (Atratores de LaSalle)</w:t>
+              <w:t xml:space="preserve"> (Lipschitz e Underflow)</w:t>
             </w:r>
           </w:p>
         </w:tc>
         <w:tc>
           <w:tcPr>
-            <w:tcW w:type="dxa" w:w="1872"/>
+            <w:tcW w:type="dxa" w:w="3120"/>
           </w:tcPr>
           <w:p>
             <w:pPr>
@@ -1814,13 +1849,13 @@
                 <w:i w:val="0"/>
                 <w:sz w:val="18"/>
               </w:rPr>
-              <w:t>Fechado</w:t>
+              <w:t>Fechado, com convenções IEEE</w:t>
             </w:r>
           </w:p>
         </w:tc>
         <w:tc>
           <w:tcPr>
-            <w:tcW w:type="dxa" w:w="1872"/>
+            <w:tcW w:type="dxa" w:w="3120"/>
           </w:tcPr>
           <w:p>
             <w:pPr>
@@ -1833,27 +1868,15 @@
                 <w:i w:val="0"/>
                 <w:sz w:val="18"/>
               </w:rPr>
-              <w:t>Lyapunov estrito no hipercubo; atratores isolados confinados a {-1, 1}^N.</w:t>
+              <w:t>L_β = Θ(β) bilateral; limites de underflow e flush-to-zero.</w:t>
             </w:r>
           </w:p>
-        </w:tc>
-        <w:tc>
-          <w:tcPr>
-            <w:tcW w:type="dxa" w:w="1872"/>
-          </w:tcPr>
-          <w:p/>
-        </w:tc>
-        <w:tc>
-          <w:tcPr>
-            <w:tcW w:type="dxa" w:w="1872"/>
-          </w:tcPr>
-          <w:p/>
         </w:tc>
       </w:tr>
       <w:tr>
         <w:tc>
           <w:tcPr>
-            <w:tcW w:type="dxa" w:w="1872"/>
+            <w:tcW w:type="dxa" w:w="3120"/>
           </w:tcPr>
           <w:p>
             <w:pPr>
@@ -1866,7 +1889,7 @@
                 <w:i w:val="0"/>
                 <w:sz w:val="18"/>
               </w:rPr>
-              <w:t>Teorema 5</w:t>
+              <w:t>T7B</w:t>
             </w:r>
             <w:r>
               <w:rPr>
@@ -1875,13 +1898,90 @@
                 <w:i w:val="0"/>
                 <w:sz w:val="18"/>
               </w:rPr>
-              <w:t xml:space="preserve"> (Hessiana Softplus V^T W V)</w:t>
+              <w:t xml:space="preserve"> (Contração Centrípeta e LaSalle)</w:t>
             </w:r>
           </w:p>
         </w:tc>
         <w:tc>
           <w:tcPr>
-            <w:tcW w:type="dxa" w:w="1872"/>
+            <w:tcW w:type="dxa" w:w="3120"/>
+          </w:tcPr>
+          <w:p>
+            <w:pPr>
+              <w:spacing w:before="40" w:after="40"/>
+            </w:pPr>
+            <w:r>
+              <w:rPr>
+                <w:rFonts w:ascii="Calibri" w:hAnsi="Calibri"/>
+                <w:b w:val="0"/>
+                <w:i w:val="0"/>
+                <w:sz w:val="18"/>
+              </w:rPr>
+              <w:t xml:space="preserve">🟡 </w:t>
+            </w:r>
+            <w:r>
+              <w:rPr>
+                <w:rFonts w:ascii="Calibri" w:hAnsi="Calibri"/>
+                <w:b/>
+                <w:i w:val="0"/>
+                <w:sz w:val="18"/>
+              </w:rPr>
+              <w:t>Quase Fechado</w:t>
+            </w:r>
+          </w:p>
+        </w:tc>
+        <w:tc>
+          <w:tcPr>
+            <w:tcW w:type="dxa" w:w="3120"/>
+          </w:tcPr>
+          <w:p>
+            <w:pPr>
+              <w:spacing w:before="40" w:after="40"/>
+            </w:pPr>
+            <w:r>
+              <w:rPr>
+                <w:rFonts w:ascii="Calibri" w:hAnsi="Calibri"/>
+                <w:b w:val="0"/>
+                <w:i w:val="0"/>
+                <w:sz w:val="18"/>
+              </w:rPr>
+              <w:t>Equivalência E_proj equiv Z; convenção de cone normal exterior explicitada.</w:t>
+            </w:r>
+          </w:p>
+        </w:tc>
+      </w:tr>
+      <w:tr>
+        <w:tc>
+          <w:tcPr>
+            <w:tcW w:type="dxa" w:w="3120"/>
+          </w:tcPr>
+          <w:p>
+            <w:pPr>
+              <w:spacing w:before="40" w:after="40"/>
+            </w:pPr>
+            <w:r>
+              <w:rPr>
+                <w:rFonts w:ascii="Calibri" w:hAnsi="Calibri"/>
+                <w:b/>
+                <w:i w:val="0"/>
+                <w:sz w:val="18"/>
+              </w:rPr>
+              <w:t>T8</w:t>
+            </w:r>
+            <w:r>
+              <w:rPr>
+                <w:rFonts w:ascii="Calibri" w:hAnsi="Calibri"/>
+                <w:b w:val="0"/>
+                <w:i w:val="0"/>
+                <w:sz w:val="18"/>
+              </w:rPr>
+              <w:t xml:space="preserve"> (Cota de Jensen no Volume LP)</w:t>
+            </w:r>
+          </w:p>
+        </w:tc>
+        <w:tc>
+          <w:tcPr>
+            <w:tcW w:type="dxa" w:w="3120"/>
           </w:tcPr>
           <w:p>
             <w:pPr>
@@ -1903,13 +2003,13 @@
                 <w:i w:val="0"/>
                 <w:sz w:val="18"/>
               </w:rPr>
-              <w:t>Fechado</w:t>
+              <w:t>Fechado como cota finita</w:t>
             </w:r>
           </w:p>
         </w:tc>
         <w:tc>
           <w:tcPr>
-            <w:tcW w:type="dxa" w:w="1872"/>
+            <w:tcW w:type="dxa" w:w="3120"/>
           </w:tcPr>
           <w:p>
             <w:pPr>
@@ -1922,27 +2022,15 @@
                 <w:i w:val="0"/>
                 <w:sz w:val="18"/>
               </w:rPr>
-              <w:t>Fatoração matricial exata e número de condicionamento kappa(W)kappa(V^TV).</w:t>
+              <w:t>Cota analítica 𝔼[mu(Z)] ≥ (5/6)^{α N} &gt; 0; decaimento assintótico reconhecido.</w:t>
             </w:r>
           </w:p>
-        </w:tc>
-        <w:tc>
-          <w:tcPr>
-            <w:tcW w:type="dxa" w:w="1872"/>
-          </w:tcPr>
-          <w:p/>
-        </w:tc>
-        <w:tc>
-          <w:tcPr>
-            <w:tcW w:type="dxa" w:w="1872"/>
-          </w:tcPr>
-          <w:p/>
         </w:tc>
       </w:tr>
       <w:tr>
         <w:tc>
           <w:tcPr>
-            <w:tcW w:type="dxa" w:w="1872"/>
+            <w:tcW w:type="dxa" w:w="3120"/>
           </w:tcPr>
           <w:p>
             <w:pPr>
@@ -1955,7 +2043,7 @@
                 <w:i w:val="0"/>
                 <w:sz w:val="18"/>
               </w:rPr>
-              <w:t>Teorema 6</w:t>
+              <w:t>T9</w:t>
             </w:r>
             <w:r>
               <w:rPr>
@@ -1964,280 +2052,13 @@
                 <w:i w:val="0"/>
                 <w:sz w:val="18"/>
               </w:rPr>
-              <w:t xml:space="preserve"> (Lipschitz e Underflow IEEE 754)</w:t>
+              <w:t xml:space="preserve"> (Horn Linear Monótono)</w:t>
             </w:r>
           </w:p>
         </w:tc>
         <w:tc>
           <w:tcPr>
-            <w:tcW w:type="dxa" w:w="1872"/>
-          </w:tcPr>
-          <w:p>
-            <w:pPr>
-              <w:spacing w:before="40" w:after="40"/>
-            </w:pPr>
-            <w:r>
-              <w:rPr>
-                <w:rFonts w:ascii="Calibri" w:hAnsi="Calibri"/>
-                <w:b w:val="0"/>
-                <w:i w:val="0"/>
-                <w:sz w:val="18"/>
-              </w:rPr>
-              <w:t xml:space="preserve">🟢 </w:t>
-            </w:r>
-            <w:r>
-              <w:rPr>
-                <w:rFonts w:ascii="Calibri" w:hAnsi="Calibri"/>
-                <w:b/>
-                <w:i w:val="0"/>
-                <w:sz w:val="18"/>
-              </w:rPr>
-              <w:t>Fechado</w:t>
-            </w:r>
-          </w:p>
-        </w:tc>
-        <w:tc>
-          <w:tcPr>
-            <w:tcW w:type="dxa" w:w="1872"/>
-          </w:tcPr>
-          <w:p>
-            <w:pPr>
-              <w:spacing w:before="40" w:after="40"/>
-            </w:pPr>
-            <w:r>
-              <w:rPr>
-                <w:rFonts w:ascii="Calibri" w:hAnsi="Calibri"/>
-                <w:b w:val="0"/>
-                <w:i w:val="0"/>
-                <w:sz w:val="18"/>
-              </w:rPr>
-              <w:t>L_β = Θ(β) bilateral; caracterização de underflow em FP32 e FP64.</w:t>
-            </w:r>
-          </w:p>
-        </w:tc>
-        <w:tc>
-          <w:tcPr>
-            <w:tcW w:type="dxa" w:w="1872"/>
-          </w:tcPr>
-          <w:p/>
-        </w:tc>
-        <w:tc>
-          <w:tcPr>
-            <w:tcW w:type="dxa" w:w="1872"/>
-          </w:tcPr>
-          <w:p/>
-        </w:tc>
-      </w:tr>
-      <w:tr>
-        <w:tc>
-          <w:tcPr>
-            <w:tcW w:type="dxa" w:w="1872"/>
-          </w:tcPr>
-          <w:p>
-            <w:pPr>
-              <w:spacing w:before="40" w:after="40"/>
-            </w:pPr>
-            <w:r>
-              <w:rPr>
-                <w:rFonts w:ascii="Calibri" w:hAnsi="Calibri"/>
-                <w:b/>
-                <w:i w:val="0"/>
-                <w:sz w:val="18"/>
-              </w:rPr>
-              <w:t>Teorema 7B</w:t>
-            </w:r>
-            <w:r>
-              <w:rPr>
-                <w:rFonts w:ascii="Calibri" w:hAnsi="Calibri"/>
-                <w:b w:val="0"/>
-                <w:i w:val="0"/>
-                <w:sz w:val="18"/>
-              </w:rPr>
-              <w:t xml:space="preserve"> (Contração Centrípeta e LaSalle)</w:t>
-            </w:r>
-          </w:p>
-        </w:tc>
-        <w:tc>
-          <w:tcPr>
-            <w:tcW w:type="dxa" w:w="1872"/>
-          </w:tcPr>
-          <w:p>
-            <w:pPr>
-              <w:spacing w:before="40" w:after="40"/>
-            </w:pPr>
-            <w:r>
-              <w:rPr>
-                <w:rFonts w:ascii="Calibri" w:hAnsi="Calibri"/>
-                <w:b w:val="0"/>
-                <w:i w:val="0"/>
-                <w:sz w:val="18"/>
-              </w:rPr>
-              <w:t xml:space="preserve">🟢 </w:t>
-            </w:r>
-            <w:r>
-              <w:rPr>
-                <w:rFonts w:ascii="Calibri" w:hAnsi="Calibri"/>
-                <w:b/>
-                <w:i w:val="0"/>
-                <w:sz w:val="18"/>
-              </w:rPr>
-              <w:t>Quase Fechado</w:t>
-            </w:r>
-          </w:p>
-        </w:tc>
-        <w:tc>
-          <w:tcPr>
-            <w:tcW w:type="dxa" w:w="1872"/>
-          </w:tcPr>
-          <w:p>
-            <w:pPr>
-              <w:spacing w:before="40" w:after="40"/>
-            </w:pPr>
-            <w:r>
-              <w:rPr>
-                <w:rFonts w:ascii="Calibri" w:hAnsi="Calibri"/>
-                <w:b w:val="0"/>
-                <w:i w:val="0"/>
-                <w:sz w:val="18"/>
-              </w:rPr>
-              <w:t>Equivalência E_proj equiv Z; convenção de cone normal explicitada no manuscrito.</w:t>
-            </w:r>
-          </w:p>
-        </w:tc>
-        <w:tc>
-          <w:tcPr>
-            <w:tcW w:type="dxa" w:w="1872"/>
-          </w:tcPr>
-          <w:p/>
-        </w:tc>
-        <w:tc>
-          <w:tcPr>
-            <w:tcW w:type="dxa" w:w="1872"/>
-          </w:tcPr>
-          <w:p/>
-        </w:tc>
-      </w:tr>
-      <w:tr>
-        <w:tc>
-          <w:tcPr>
-            <w:tcW w:type="dxa" w:w="1872"/>
-          </w:tcPr>
-          <w:p>
-            <w:pPr>
-              <w:spacing w:before="40" w:after="40"/>
-            </w:pPr>
-            <w:r>
-              <w:rPr>
-                <w:rFonts w:ascii="Calibri" w:hAnsi="Calibri"/>
-                <w:b/>
-                <w:i w:val="0"/>
-                <w:sz w:val="18"/>
-              </w:rPr>
-              <w:t>Teorema 8</w:t>
-            </w:r>
-            <w:r>
-              <w:rPr>
-                <w:rFonts w:ascii="Calibri" w:hAnsi="Calibri"/>
-                <w:b w:val="0"/>
-                <w:i w:val="0"/>
-                <w:sz w:val="18"/>
-              </w:rPr>
-              <w:t xml:space="preserve"> (Cota de Jensen no Volume LP)</w:t>
-            </w:r>
-          </w:p>
-        </w:tc>
-        <w:tc>
-          <w:tcPr>
-            <w:tcW w:type="dxa" w:w="1872"/>
-          </w:tcPr>
-          <w:p>
-            <w:pPr>
-              <w:spacing w:before="40" w:after="40"/>
-            </w:pPr>
-            <w:r>
-              <w:rPr>
-                <w:rFonts w:ascii="Calibri" w:hAnsi="Calibri"/>
-                <w:b w:val="0"/>
-                <w:i w:val="0"/>
-                <w:sz w:val="18"/>
-              </w:rPr>
-              <w:t xml:space="preserve">🟢 </w:t>
-            </w:r>
-            <w:r>
-              <w:rPr>
-                <w:rFonts w:ascii="Calibri" w:hAnsi="Calibri"/>
-                <w:b/>
-                <w:i w:val="0"/>
-                <w:sz w:val="18"/>
-              </w:rPr>
-              <w:t>Fechado (Cota Finita)</w:t>
-            </w:r>
-          </w:p>
-        </w:tc>
-        <w:tc>
-          <w:tcPr>
-            <w:tcW w:type="dxa" w:w="1872"/>
-          </w:tcPr>
-          <w:p>
-            <w:pPr>
-              <w:spacing w:before="40" w:after="40"/>
-            </w:pPr>
-            <w:r>
-              <w:rPr>
-                <w:rFonts w:ascii="Calibri" w:hAnsi="Calibri"/>
-                <w:b w:val="0"/>
-                <w:i w:val="0"/>
-                <w:sz w:val="18"/>
-              </w:rPr>
-              <w:t>Cota analítica estrita 𝔼[mu(Z)] ≥ (5/6)^{α N} &gt; 0; decaimento assintótico formalmente reconhecido.</w:t>
-            </w:r>
-          </w:p>
-        </w:tc>
-        <w:tc>
-          <w:tcPr>
-            <w:tcW w:type="dxa" w:w="1872"/>
-          </w:tcPr>
-          <w:p/>
-        </w:tc>
-        <w:tc>
-          <w:tcPr>
-            <w:tcW w:type="dxa" w:w="1872"/>
-          </w:tcPr>
-          <w:p/>
-        </w:tc>
-      </w:tr>
-      <w:tr>
-        <w:tc>
-          <w:tcPr>
-            <w:tcW w:type="dxa" w:w="1872"/>
-          </w:tcPr>
-          <w:p>
-            <w:pPr>
-              <w:spacing w:before="40" w:after="40"/>
-            </w:pPr>
-            <w:r>
-              <w:rPr>
-                <w:rFonts w:ascii="Calibri" w:hAnsi="Calibri"/>
-                <w:b/>
-                <w:i w:val="0"/>
-                <w:sz w:val="18"/>
-              </w:rPr>
-              <w:t>Teorema 9</w:t>
-            </w:r>
-            <w:r>
-              <w:rPr>
-                <w:rFonts w:ascii="Calibri" w:hAnsi="Calibri"/>
-                <w:b w:val="0"/>
-                <w:i w:val="0"/>
-                <w:sz w:val="18"/>
-              </w:rPr>
-              <w:t xml:space="preserve"> (Separação em Horn Linear)</w:t>
-            </w:r>
-          </w:p>
-        </w:tc>
-        <w:tc>
-          <w:tcPr>
-            <w:tcW w:type="dxa" w:w="1872"/>
+            <w:tcW w:type="dxa" w:w="3120"/>
           </w:tcPr>
           <w:p>
             <w:pPr>
@@ -2259,13 +2080,13 @@
                 <w:i w:val="0"/>
                 <w:sz w:val="18"/>
               </w:rPr>
-              <w:t>NÃO FECHADO</w:t>
+              <w:t>Falsificado / Abandonado</w:t>
             </w:r>
           </w:p>
         </w:tc>
         <w:tc>
           <w:tcPr>
-            <w:tcW w:type="dxa" w:w="1872"/>
+            <w:tcW w:type="dxa" w:w="3120"/>
           </w:tcPr>
           <w:p>
             <w:pPr>
@@ -2274,40 +2095,19 @@
             <w:r>
               <w:rPr>
                 <w:rFonts w:ascii="Calibri" w:hAnsi="Calibri"/>
-                <w:b/>
-                <w:i w:val="0"/>
-                <w:sz w:val="18"/>
-              </w:rPr>
-              <w:t>Lema 9.1 falsificado sob fato unitário</w:t>
-            </w:r>
-            <w:r>
-              <w:rPr>
-                <w:rFonts w:ascii="Calibri" w:hAnsi="Calibri"/>
                 <w:b w:val="0"/>
                 <w:i w:val="0"/>
                 <w:sz w:val="18"/>
               </w:rPr>
-              <w:t xml:space="preserve"> (colapso Z={(1,...,1)} e não-conservação da média). Mantido em aberto.</w:t>
+              <w:t>Lema 9.1 falsificado sob fato unitário positivo (Z={(1,...,1)}); em aberto para DAGs gerais.</w:t>
             </w:r>
           </w:p>
-        </w:tc>
-        <w:tc>
-          <w:tcPr>
-            <w:tcW w:type="dxa" w:w="1872"/>
-          </w:tcPr>
-          <w:p/>
-        </w:tc>
-        <w:tc>
-          <w:tcPr>
-            <w:tcW w:type="dxa" w:w="1872"/>
-          </w:tcPr>
-          <w:p/>
         </w:tc>
       </w:tr>
       <w:tr>
         <w:tc>
           <w:tcPr>
-            <w:tcW w:type="dxa" w:w="1872"/>
+            <w:tcW w:type="dxa" w:w="3120"/>
           </w:tcPr>
           <w:p>
             <w:pPr>
@@ -2335,7 +2135,7 @@
         </w:tc>
         <w:tc>
           <w:tcPr>
-            <w:tcW w:type="dxa" w:w="1872"/>
+            <w:tcW w:type="dxa" w:w="3120"/>
           </w:tcPr>
           <w:p>
             <w:pPr>
@@ -2363,7 +2163,7 @@
         </w:tc>
         <w:tc>
           <w:tcPr>
-            <w:tcW w:type="dxa" w:w="1872"/>
+            <w:tcW w:type="dxa" w:w="3120"/>
           </w:tcPr>
           <w:p>
             <w:pPr>
@@ -2376,45 +2176,7 @@
                 <w:i w:val="0"/>
                 <w:sz w:val="18"/>
               </w:rPr>
-              <w:t>2text{-core} = emptyset provado; cota de pares com $</w:t>
-            </w:r>
-          </w:p>
-        </w:tc>
-        <w:tc>
-          <w:tcPr>
-            <w:tcW w:type="dxa" w:w="1872"/>
-          </w:tcPr>
-          <w:p>
-            <w:pPr>
-              <w:spacing w:before="40" w:after="40"/>
-            </w:pPr>
-            <w:r>
-              <w:rPr>
-                <w:rFonts w:ascii="Calibri" w:hAnsi="Calibri"/>
-                <w:b w:val="0"/>
-                <w:i w:val="0"/>
-                <w:sz w:val="18"/>
-              </w:rPr>
-              <w:t>c cap c'</w:t>
-            </w:r>
-          </w:p>
-        </w:tc>
-        <w:tc>
-          <w:tcPr>
-            <w:tcW w:type="dxa" w:w="1872"/>
-          </w:tcPr>
-          <w:p>
-            <w:pPr>
-              <w:spacing w:before="40" w:after="40"/>
-            </w:pPr>
-            <w:r>
-              <w:rPr>
-                <w:rFonts w:ascii="Calibri" w:hAnsi="Calibri"/>
-                <w:b w:val="0"/>
-                <w:i w:val="0"/>
-                <w:sz w:val="18"/>
-              </w:rPr>
-              <w:t>≥ 2 documentada (≤ 9α^2$).</w:t>
+              <w:t>2text{-core} = emptyset provado a.a.s.; cota 9α^2 = O(1) não implica P(X=0)→ 1.</w:t>
             </w:r>
           </w:p>
         </w:tc>
@@ -2422,7 +2184,7 @@
       <w:tr>
         <w:tc>
           <w:tcPr>
-            <w:tcW w:type="dxa" w:w="1872"/>
+            <w:tcW w:type="dxa" w:w="3120"/>
           </w:tcPr>
           <w:p>
             <w:pPr>
@@ -2450,7 +2212,7 @@
         </w:tc>
         <w:tc>
           <w:tcPr>
-            <w:tcW w:type="dxa" w:w="1872"/>
+            <w:tcW w:type="dxa" w:w="3120"/>
           </w:tcPr>
           <w:p>
             <w:pPr>
@@ -2463,7 +2225,7 @@
                 <w:i w:val="0"/>
                 <w:sz w:val="18"/>
               </w:rPr>
-              <w:t xml:space="preserve">🟢 </w:t>
+              <w:t xml:space="preserve">🟡 </w:t>
             </w:r>
             <w:r>
               <w:rPr>
@@ -2472,13 +2234,13 @@
                 <w:i w:val="0"/>
                 <w:sz w:val="18"/>
               </w:rPr>
-              <w:t>Fechado (Espectral)</w:t>
+              <w:t>Fechado sob hipótese H_{text{leaf}}</w:t>
             </w:r>
           </w:p>
         </w:tc>
         <w:tc>
           <w:tcPr>
-            <w:tcW w:type="dxa" w:w="1872"/>
+            <w:tcW w:type="dxa" w:w="3120"/>
           </w:tcPr>
           <w:p>
             <w:pPr>
@@ -2491,27 +2253,15 @@
                 <w:i w:val="0"/>
                 <w:sz w:val="18"/>
               </w:rPr>
-              <w:t>Traço nulo e H_{ell p} ≠ 0 via grau 1 da folha garantem λ_{min} &lt; 0; cota de Frobenius eliminada.</w:t>
+              <w:t>Traço nulo e H_{ell p} = (σ_ell σ_p/8)(1 - σ_k x^*_k) ≠ 0 garantem λ_{min} &lt; 0.</w:t>
             </w:r>
           </w:p>
-        </w:tc>
-        <w:tc>
-          <w:tcPr>
-            <w:tcW w:type="dxa" w:w="1872"/>
-          </w:tcPr>
-          <w:p/>
-        </w:tc>
-        <w:tc>
-          <w:tcPr>
-            <w:tcW w:type="dxa" w:w="1872"/>
-          </w:tcPr>
-          <w:p/>
         </w:tc>
       </w:tr>
       <w:tr>
         <w:tc>
           <w:tcPr>
-            <w:tcW w:type="dxa" w:w="1872"/>
+            <w:tcW w:type="dxa" w:w="3120"/>
           </w:tcPr>
           <w:p>
             <w:pPr>
@@ -2539,7 +2289,7 @@
         </w:tc>
         <w:tc>
           <w:tcPr>
-            <w:tcW w:type="dxa" w:w="1872"/>
+            <w:tcW w:type="dxa" w:w="3120"/>
           </w:tcPr>
           <w:p>
             <w:pPr>
@@ -2561,13 +2311,13 @@
                 <w:i w:val="0"/>
                 <w:sz w:val="18"/>
               </w:rPr>
-              <w:t>NÃO FECHADO</w:t>
+              <w:t>Não Fechado</w:t>
             </w:r>
           </w:p>
         </w:tc>
         <w:tc>
           <w:tcPr>
-            <w:tcW w:type="dxa" w:w="1872"/>
+            <w:tcW w:type="dxa" w:w="3120"/>
           </w:tcPr>
           <w:p>
             <w:pPr>
@@ -2580,27 +2330,15 @@
                 <w:i w:val="0"/>
                 <w:sz w:val="18"/>
               </w:rPr>
-              <w:t>Evasão de sela provada para Φ_mult; separação com Hinge requer análise de bacia independente.</w:t>
+              <w:t>Evasão de sela provada para Φ_mult; separação analítica com Hinge permanece em aberto.</w:t>
             </w:r>
           </w:p>
-        </w:tc>
-        <w:tc>
-          <w:tcPr>
-            <w:tcW w:type="dxa" w:w="1872"/>
-          </w:tcPr>
-          <w:p/>
-        </w:tc>
-        <w:tc>
-          <w:tcPr>
-            <w:tcW w:type="dxa" w:w="1872"/>
-          </w:tcPr>
-          <w:p/>
         </w:tc>
       </w:tr>
       <w:tr>
         <w:tc>
           <w:tcPr>
-            <w:tcW w:type="dxa" w:w="1872"/>
+            <w:tcW w:type="dxa" w:w="3120"/>
           </w:tcPr>
           <w:p>
             <w:pPr>
@@ -2628,7 +2366,75 @@
         </w:tc>
         <w:tc>
           <w:tcPr>
-            <w:tcW w:type="dxa" w:w="1872"/>
+            <w:tcW w:type="dxa" w:w="3120"/>
+          </w:tcPr>
+          <w:p>
+            <w:pPr>
+              <w:spacing w:before="40" w:after="40"/>
+            </w:pPr>
+            <w:r>
+              <w:rPr>
+                <w:rFonts w:ascii="Calibri" w:hAnsi="Calibri"/>
+                <w:b w:val="0"/>
+                <w:i w:val="0"/>
+                <w:sz w:val="18"/>
+              </w:rPr>
+              <w:t xml:space="preserve">🔵 </w:t>
+            </w:r>
+            <w:r>
+              <w:rPr>
+                <w:rFonts w:ascii="Calibri" w:hAnsi="Calibri"/>
+                <w:b/>
+                <w:i w:val="0"/>
+                <w:sz w:val="18"/>
+              </w:rPr>
+              <w:t>Conjectura Delimitada</w:t>
+            </w:r>
+          </w:p>
+        </w:tc>
+        <w:tc>
+          <w:tcPr>
+            <w:tcW w:type="dxa" w:w="3120"/>
+          </w:tcPr>
+          <w:p>
+            <w:pPr>
+              <w:spacing w:before="40" w:after="40"/>
+            </w:pPr>
+            <w:r>
+              <w:rPr>
+                <w:rFonts w:ascii="Calibri" w:hAnsi="Calibri"/>
+                <w:b w:val="0"/>
+                <w:i w:val="0"/>
+                <w:sz w:val="18"/>
+              </w:rPr>
+              <w:t>Formalmente restrita a α ∈ (α_d, α_s) e ensemble plantado.</w:t>
+            </w:r>
+          </w:p>
+        </w:tc>
+      </w:tr>
+      <w:tr>
+        <w:tc>
+          <w:tcPr>
+            <w:tcW w:type="dxa" w:w="3120"/>
+          </w:tcPr>
+          <w:p>
+            <w:pPr>
+              <w:spacing w:before="40" w:after="40"/>
+            </w:pPr>
+            <w:r>
+              <w:rPr>
+                <w:rFonts w:ascii="Calibri" w:hAnsi="Calibri"/>
+                <w:b/>
+                <w:i w:val="0"/>
+                <w:sz w:val="18"/>
+              </w:rPr>
+              <w:t>3-XOR-SAT Firewall</w:t>
+            </w:r>
+          </w:p>
+        </w:tc>
+        <w:tc>
+          <w:tcPr>
+            <w:tcW w:type="dxa" w:w="3120"/>
           </w:tcPr>
           <w:p>
             <w:pPr>
@@ -2650,13 +2456,13 @@
                 <w:i w:val="0"/>
                 <w:sz w:val="18"/>
               </w:rPr>
-              <w:t>Delimitada</w:t>
+              <w:t>Resultado Epistemológico</w:t>
             </w:r>
           </w:p>
         </w:tc>
         <w:tc>
           <w:tcPr>
-            <w:tcW w:type="dxa" w:w="1872"/>
+            <w:tcW w:type="dxa" w:w="3120"/>
           </w:tcPr>
           <w:p>
             <w:pPr>
@@ -2669,110 +2475,9 @@
                 <w:i w:val="0"/>
                 <w:sz w:val="18"/>
               </w:rPr>
-              <w:t>Formalmente restrita ao intervalo α ∈ (α_d, α_s) e ao ensemble plantado.</w:t>
+              <w:t>Separação categórica entre dinâmica contínua e complexidade de Turing (sem "absoluto").</w:t>
             </w:r>
           </w:p>
-        </w:tc>
-        <w:tc>
-          <w:tcPr>
-            <w:tcW w:type="dxa" w:w="1872"/>
-          </w:tcPr>
-          <w:p/>
-        </w:tc>
-        <w:tc>
-          <w:tcPr>
-            <w:tcW w:type="dxa" w:w="1872"/>
-          </w:tcPr>
-          <w:p/>
-        </w:tc>
-      </w:tr>
-      <w:tr>
-        <w:tc>
-          <w:tcPr>
-            <w:tcW w:type="dxa" w:w="1872"/>
-          </w:tcPr>
-          <w:p>
-            <w:pPr>
-              <w:spacing w:before="40" w:after="40"/>
-            </w:pPr>
-            <w:r>
-              <w:rPr>
-                <w:rFonts w:ascii="Calibri" w:hAnsi="Calibri"/>
-                <w:b/>
-                <w:i w:val="0"/>
-                <w:sz w:val="18"/>
-              </w:rPr>
-              <w:t>Firewall Epistemológico</w:t>
-            </w:r>
-            <w:r>
-              <w:rPr>
-                <w:rFonts w:ascii="Calibri" w:hAnsi="Calibri"/>
-                <w:b w:val="0"/>
-                <w:i w:val="0"/>
-                <w:sz w:val="18"/>
-              </w:rPr>
-              <w:t xml:space="preserve"> (3-XOR-SAT)</w:t>
-            </w:r>
-          </w:p>
-        </w:tc>
-        <w:tc>
-          <w:tcPr>
-            <w:tcW w:type="dxa" w:w="1872"/>
-          </w:tcPr>
-          <w:p>
-            <w:pPr>
-              <w:spacing w:before="40" w:after="40"/>
-            </w:pPr>
-            <w:r>
-              <w:rPr>
-                <w:rFonts w:ascii="Calibri" w:hAnsi="Calibri"/>
-                <w:b w:val="0"/>
-                <w:i w:val="0"/>
-                <w:sz w:val="18"/>
-              </w:rPr>
-              <w:t xml:space="preserve">🟢 </w:t>
-            </w:r>
-            <w:r>
-              <w:rPr>
-                <w:rFonts w:ascii="Calibri" w:hAnsi="Calibri"/>
-                <w:b/>
-                <w:i w:val="0"/>
-                <w:sz w:val="18"/>
-              </w:rPr>
-              <w:t>Fechado</w:t>
-            </w:r>
-          </w:p>
-        </w:tc>
-        <w:tc>
-          <w:tcPr>
-            <w:tcW w:type="dxa" w:w="1872"/>
-          </w:tcPr>
-          <w:p>
-            <w:pPr>
-              <w:spacing w:before="40" w:after="40"/>
-            </w:pPr>
-            <w:r>
-              <w:rPr>
-                <w:rFonts w:ascii="Calibri" w:hAnsi="Calibri"/>
-                <w:b w:val="0"/>
-                <w:i w:val="0"/>
-                <w:sz w:val="18"/>
-              </w:rPr>
-              <w:t>Colapso gradiente em classe P documentado; blindagem absoluta contra P vs NP.</w:t>
-            </w:r>
-          </w:p>
-        </w:tc>
-        <w:tc>
-          <w:tcPr>
-            <w:tcW w:type="dxa" w:w="1872"/>
-          </w:tcPr>
-          <w:p/>
-        </w:tc>
-        <w:tc>
-          <w:tcPr>
-            <w:tcW w:type="dxa" w:w="1872"/>
-          </w:tcPr>
-          <w:p/>
         </w:tc>
       </w:tr>
     </w:tbl>
@@ -2797,7 +2502,7 @@
           <w:color w:val="1F4E78"/>
           <w:sz w:val="28"/>
         </w:rPr>
-        <w:t>7. Conclusão e Próximos Passos</w:t>
+        <w:t>8. Conclusão e Congelamento da Versão 4.0.1</w:t>
       </w:r>
     </w:p>
     <w:p>
@@ -2808,13 +2513,8 @@
           <w:i w:val="0"/>
           <w:sz w:val="21"/>
         </w:rPr>
-        <w:t>A realização dos testes de falsificação prescritos pelo Parecer 14 representou um divisor de águas neste projeto:</w:t>
+        <w:t xml:space="preserve">Atendendo estritamente à recomendação de Vossa Senhoria, </w:t>
       </w:r>
-    </w:p>
-    <w:p>
-      <w:pPr>
-        <w:pStyle w:val="ListNumber"/>
-      </w:pPr>
       <w:r>
         <w:rPr>
           <w:rFonts w:ascii="Calibri" w:hAnsi="Calibri"/>
@@ -2822,7 +2522,7 @@
           <w:i w:val="0"/>
           <w:sz w:val="21"/>
         </w:rPr>
-        <w:t>Derrubou o Lema 9.1</w:t>
+        <w:t>congelamos a Versão 4.0.1 e não acrescentamos absolutamente nenhum teorema novo</w:t>
       </w:r>
       <w:r>
         <w:rPr>
@@ -2831,53 +2531,7 @@
           <w:i w:val="0"/>
           <w:sz w:val="21"/>
         </w:rPr>
-        <w:t xml:space="preserve"> na presença de fatos unitários positivos na cabeça da cadeia, demonstrando que o Hinge tem convergência ótima nessa instância e que a busca por separação de bacias deve focar em estruturas com fatos negativos ou ramificações concorrentes (como na Proposição 7A);</w:t>
-      </w:r>
-    </w:p>
-    <w:p>
-      <w:pPr>
-        <w:pStyle w:val="ListNumber"/>
-      </w:pPr>
-      <w:r>
-        <w:rPr>
-          <w:rFonts w:ascii="Calibri" w:hAnsi="Calibri"/>
-          <w:b/>
-          <w:i w:val="0"/>
-          <w:sz w:val="21"/>
-        </w:rPr>
-        <w:t>Limpou e fortaleceu a prova de Strict Saddle do Teorema 10</w:t>
-      </w:r>
-      <w:r>
-        <w:rPr>
-          <w:rFonts w:ascii="Calibri" w:hAnsi="Calibri"/>
-          <w:b w:val="0"/>
-          <w:i w:val="0"/>
-          <w:sz w:val="21"/>
-        </w:rPr>
-        <w:t>, expurgando desigualdades quantitativas desnecessárias;</w:t>
-      </w:r>
-    </w:p>
-    <w:p>
-      <w:pPr>
-        <w:pStyle w:val="ListNumber"/>
-      </w:pPr>
-      <w:r>
-        <w:rPr>
-          <w:rFonts w:ascii="Calibri" w:hAnsi="Calibri"/>
-          <w:b/>
-          <w:i w:val="0"/>
-          <w:sz w:val="21"/>
-        </w:rPr>
-        <w:t>Restabeleceu a verdade factual do repositório</w:t>
-      </w:r>
-      <w:r>
-        <w:rPr>
-          <w:rFonts w:ascii="Calibri" w:hAnsi="Calibri"/>
-          <w:b w:val="0"/>
-          <w:i w:val="0"/>
-          <w:sz w:val="21"/>
-        </w:rPr>
-        <w:t>, alinhando todos os manuscritos, testes e relatórios a um padrão inatacável de sobriedade e honestidade científica.</w:t>
+        <w:t>.</w:t>
       </w:r>
     </w:p>
     <w:p>
@@ -2888,7 +2542,7 @@
           <w:i w:val="0"/>
           <w:sz w:val="21"/>
         </w:rPr>
-        <w:t>O manuscrito LaTeX arXiv ([`CLG_FOUNDATIONS_ARXIV.tex`](file:///C:/MathDoCarvalho/P_NP/Publicacoes/CLG_FOUNDATIONS_ARXIV.tex)), a monografia ([`ESTUDO_ANALITICO_DO_CONJUNTO_CRITICO.md`](file:///C:/MathDoCarvalho/P_NP/Publicacoes/ESTUDO_ANALITICO_DO_CONJUNTO_CRITICO.md)) e a suíte de testes automatizados encontram-se rigorosamente atualizados com essas modificações.</w:t>
+        <w:t>As correções pontuais foram incorporadas ao manuscrito LaTeX ([`CLG_FOUNDATIONS_ARXIV.tex`](file:///C:/MathDoCarvalho/P_NP/Publicacoes/CLG_FOUNDATIONS_ARXIV.tex)) e à monografia ([`ESTUDO_ANALITICO_DO_CONJUNTO_CRITICO.md`](file:///C:/MathDoCarvalho/P_NP/Publicacoes/ESTUDO_ANALITICO_DO_CONJUNTO_CRITICO.md)).</w:t>
       </w:r>
     </w:p>
     <w:p>
@@ -2899,7 +2553,36 @@
           <w:i w:val="0"/>
           <w:sz w:val="21"/>
         </w:rPr>
-        <w:t>Renovamos nossos sinceros agradecimentos pela inestimável contribuição de Vossa Senhoria para a solidez conceitual e integridade desta pesquisa.</w:t>
+        <w:t xml:space="preserve">A vulnerabilidade matemática central do programa foi isolada na transição </w:t>
+      </w:r>
+      <w:r>
+        <w:rPr>
+          <w:rFonts w:ascii="Calibri" w:hAnsi="Calibri"/>
+          <w:b/>
+          <w:i w:val="0"/>
+          <w:sz w:val="21"/>
+        </w:rPr>
+        <w:t>Lema 10.1 → Lema 10.2</w:t>
+      </w:r>
+      <w:r>
+        <w:rPr>
+          <w:rFonts w:ascii="Calibri" w:hAnsi="Calibri"/>
+          <w:b w:val="0"/>
+          <w:i w:val="0"/>
+          <w:sz w:val="21"/>
+        </w:rPr>
+        <w:t>, e futuras investigações concentrar-se-ão no tratamento de componentes com defeitos pontuais (G = G_{text{tree}} + G_{text{defect}}).</w:t>
+      </w:r>
+    </w:p>
+    <w:p>
+      <w:r>
+        <w:rPr>
+          <w:rFonts w:ascii="Calibri" w:hAnsi="Calibri"/>
+          <w:b w:val="0"/>
+          <w:i w:val="0"/>
+          <w:sz w:val="21"/>
+        </w:rPr>
+        <w:t>Renovamos nosso profundo apreço pela orientação rigorosa e transformadora proporcionada pelo processo de avaliação.</w:t>
       </w:r>
     </w:p>
     <w:p>
